--- a/bht-sjednica-final-review/TD-OUTPUT/2. Prijedlog Odluke Hibridni sistem napajanja BS Sjednica.docx
+++ b/bht-sjednica-final-review/TD-OUTPUT/2. Prijedlog Odluke Hibridni sistem napajanja BS Sjednica.docx
@@ -39,7 +39,7 @@
           <w:highlight w:val="yellow"/>
           <w:lang w:val="bs-Latn-BA"/>
         </w:rPr>
-        <w:t>_____</w:t>
+        <w:t xml:space="preserve">_____</w:t>
       </w:r>
       <w:r>
         <w:rPr>
@@ -51,7 +51,7 @@
           <w:highlight w:val="yellow"/>
           <w:lang w:val="bs-Latn-BA"/>
         </w:rPr>
-        <w:t>.</w:t>
+        <w:t xml:space="preserve">.</w:t>
       </w:r>
       <w:r>
         <w:rPr>
@@ -86,7 +86,7 @@
           <w:szCs w:val="21"/>
           <w:lang w:val="bs-Latn-BA"/>
         </w:rPr>
-        <w:t>Predlagač/Izvjestilac: Izvršna direkcija za Investicije/</w:t>
+        <w:t xml:space="preserve">Predlagač/Izvjestilac: Izvršna direkcija za Investicije/</w:t>
       </w:r>
       <w:r>
         <w:rPr>
@@ -118,7 +118,7 @@
           <w:szCs w:val="21"/>
           <w:lang w:val="bs-Latn-BA"/>
         </w:rPr>
-        <w:t>tehnologiju i razvoj servisa</w:t>
+        <w:t xml:space="preserve">tehnologiju i razvoj servisa</w:t>
       </w:r>
     </w:p>
     <w:p>
@@ -139,7 +139,7 @@
           <w:sz w:val="21"/>
           <w:szCs w:val="21"/>
         </w:rPr>
-        <w:t>Naslov: Prijedlog Odluke o odobrenju sredstava za nabavku</w:t>
+        <w:t xml:space="preserve">Naslov: Prijedlog Odluke o odobrenju sredstava za nabavku</w:t>
       </w:r>
       <w:r>
         <w:rPr>
@@ -157,7 +157,7 @@
           <w:sz w:val="21"/>
           <w:szCs w:val="21"/>
         </w:rPr>
-        <w:t>S</w:t>
+        <w:t xml:space="preserve">S</w:t>
       </w:r>
       <w:r>
         <w:rPr>
@@ -175,16 +175,16 @@
           <w:sz w:val="21"/>
           <w:szCs w:val="21"/>
         </w:rPr>
-        <w:t>B</w:t>
-      </w:r>
-      <w:r>
-        <w:rPr>
-          <w:b/>
-          <w:noProof/>
-          <w:sz w:val="21"/>
-          <w:szCs w:val="21"/>
-        </w:rPr>
-        <w:t>ileća (LOT 1 i 2)“</w:t>
+        <w:t xml:space="preserve">B</w:t>
+      </w:r>
+      <w:r>
+        <w:rPr>
+          <w:b/>
+          <w:noProof/>
+          <w:sz w:val="21"/>
+          <w:szCs w:val="21"/>
+        </w:rPr>
+        <w:t xml:space="preserve">ileća (LOT 1 i 2)“</w:t>
       </w:r>
     </w:p>
     <w:p>
@@ -219,7 +219,7 @@
           <w:szCs w:val="21"/>
           <w:lang w:val="bs-Latn-BA"/>
         </w:rPr>
-        <w:t>Dokument za:</w:t>
+        <w:t xml:space="preserve">Dokument za:</w:t>
       </w:r>
     </w:p>
     <w:p>
@@ -391,7 +391,7 @@
           <w:szCs w:val="21"/>
           <w:lang w:val="bs-Latn-BA"/>
         </w:rPr>
-        <w:t>Vrijeme potrebno za prezentaciju/diskusiju:</w:t>
+        <w:t xml:space="preserve">Vrijeme potrebno za prezentaciju/diskusiju:</w:t>
       </w:r>
     </w:p>
     <w:p>
@@ -494,7 +494,7 @@
           <w:szCs w:val="21"/>
           <w:lang w:val="bs-Latn-BA"/>
         </w:rPr>
-        <w:t>Osnov za izradu materijala:</w:t>
+        <w:t xml:space="preserve">Osnov za izradu materijala:</w:t>
       </w:r>
     </w:p>
     <w:p>
@@ -599,7 +599,7 @@
                                 <w:szCs w:val="22"/>
                                 <w:highlight w:val="yellow"/>
                               </w:rPr>
-                              <w:t>01.01.2025. do 31.12.2027. godine, broj: 00.1-03-74251/25-5 od 24.10.2025. godine, str.27/67, Tabela 1.</w:t>
+                              <w:t xml:space="preserve">01.01.2025. do 31.12.2027. godine, broj: 00.1-03-74251/25-5 od 24.10.2025. godine, str.27/67, Tabela 1.</w:t>
                             </w:r>
                           </w:p>
                           <w:p>
@@ -627,7 +627,7 @@
                                 <w:szCs w:val="22"/>
                                 <w:highlight w:val="yellow"/>
                               </w:rPr>
-                              <w:t>Godišnji Operativni plan poslovanja Dioničkog društva BH Telecom Sarajevo za 2026. godinu, broj: 00.1-14-11089/26 od 04.02.2026. godine, Prilog 4, Operativni plan investicijskih aktivnosti za period 2025-2027. godine, u dijelu koji se odnosi na ID TIRS</w:t>
+                              <w:t xml:space="preserve">Godišnji Operativni plan poslovanja Dioničkog društva BH Telecom Sarajevo za 2026. godinu, broj: 00.1-14-11089/26 od 04.02.2026. godine, Prilog 4, Operativni plan investicijskih aktivnosti za period 2025-2027. godine, u dijelu koji se odnosi na ID TIRS</w:t>
                             </w:r>
                             <w:r>
                               <w:rPr>
@@ -637,7 +637,7 @@
                                 <w:highlight w:val="yellow"/>
                                 <w:lang w:val="bs-Cyrl-BA"/>
                               </w:rPr>
-                              <w:t>,</w:t>
+                              <w:t xml:space="preserve">,</w:t>
                             </w:r>
                             <w:r>
                               <w:rPr>
@@ -658,7 +658,7 @@
                                 <w:highlight w:val="yellow"/>
                                 <w:lang w:val="bs-Cyrl-BA"/>
                               </w:rPr>
-                              <w:t>redni broj</w:t>
+                              <w:t xml:space="preserve">redni broj</w:t>
                             </w:r>
                             <w:r>
                               <w:rPr>
@@ -679,7 +679,7 @@
                                 <w:szCs w:val="22"/>
                                 <w:highlight w:val="yellow"/>
                               </w:rPr>
-                              <w:t>14/IP SIGURNOST, r.br. 14.6-</w:t>
+                              <w:t xml:space="preserve">14/IP SIGURNOST, r.br. 14.6-</w:t>
                             </w:r>
                             <w:r>
                               <w:rPr>
@@ -700,7 +700,7 @@
                                 <w:highlight w:val="yellow"/>
                                 <w:lang w:val="hr-HR"/>
                               </w:rPr>
-                              <w:t>Sigurnosne platforme za 5G</w:t>
+                              <w:t xml:space="preserve">Sigurnosne platforme za 5G</w:t>
                             </w:r>
                             <w:r>
                               <w:rPr>
@@ -733,7 +733,7 @@
                                 <w:highlight w:val="yellow"/>
                                 <w:lang w:val="bs-Cyrl-BA"/>
                               </w:rPr>
-                              <w:t>redni broj</w:t>
+                              <w:t xml:space="preserve">redni broj</w:t>
                             </w:r>
                             <w:r>
                               <w:rPr>
@@ -755,7 +755,7 @@
                                 <w:highlight w:val="yellow"/>
                                 <w:lang w:val="bs-Cyrl-BA"/>
                               </w:rPr>
-                              <w:t>1</w:t>
+                              <w:t xml:space="preserve">1</w:t>
                             </w:r>
                             <w:r>
                               <w:rPr>
@@ -765,7 +765,7 @@
                                 <w:szCs w:val="22"/>
                                 <w:highlight w:val="yellow"/>
                               </w:rPr>
-                              <w:t>8</w:t>
+                              <w:t xml:space="preserve">8</w:t>
                             </w:r>
                             <w:r>
                               <w:rPr>
@@ -776,7 +776,7 @@
                                 <w:highlight w:val="yellow"/>
                                 <w:lang w:val="bs-Cyrl-BA"/>
                               </w:rPr>
-                              <w:t>/PROJEKAT- ENERGETIKA I KLIMATIZACIJA, r.br.</w:t>
+                              <w:t xml:space="preserve">/PROJEKAT- ENERGETIKA I KLIMATIZACIJA, r.br.</w:t>
                             </w:r>
                             <w:r>
                               <w:rPr>
@@ -796,7 +796,7 @@
                                 <w:szCs w:val="22"/>
                                 <w:highlight w:val="yellow"/>
                               </w:rPr>
-                              <w:t>18.1</w:t>
+                              <w:t xml:space="preserve">18.1</w:t>
                             </w:r>
                             <w:r>
                               <w:rPr>
@@ -817,7 +817,7 @@
                                 <w:szCs w:val="22"/>
                                 <w:highlight w:val="yellow"/>
                               </w:rPr>
-                              <w:t>Nadzor i upravljanje energetikom</w:t>
+                              <w:t xml:space="preserve">Nadzor i upravljanje energetikom</w:t>
                             </w:r>
                             <w:r>
                               <w:rPr>
@@ -828,7 +828,7 @@
                                 <w:highlight w:val="yellow"/>
                                 <w:lang w:val="bs-Cyrl-BA"/>
                               </w:rPr>
-                              <w:t>“</w:t>
+                              <w:t xml:space="preserve">“</w:t>
                             </w:r>
                             <w:r>
                               <w:rPr>
@@ -838,7 +838,7 @@
                                 <w:szCs w:val="22"/>
                                 <w:highlight w:val="yellow"/>
                               </w:rPr>
-                              <w:t>, r.br.18.4-„</w:t>
+                              <w:t xml:space="preserve">, r.br.18.4-„</w:t>
                             </w:r>
                             <w:r>
                               <w:rPr>
@@ -898,7 +898,7 @@
                                 <w:szCs w:val="22"/>
                                 <w:lang w:val="bs-Latn-BA"/>
                               </w:rPr>
-                              <w:t>ni</w:t>
+                              <w:t xml:space="preserve">ni</w:t>
                             </w:r>
                             <w:r>
                               <w:rPr>
@@ -907,7 +907,7 @@
                                 <w:szCs w:val="22"/>
                                 <w:lang w:val="bs-Cyrl-BA"/>
                               </w:rPr>
-                              <w:t>je uvrštena u Plan nabavki za 202</w:t>
+                              <w:t xml:space="preserve">je uvrštena u Plan nabavki za 202</w:t>
                             </w:r>
                             <w:r>
                               <w:rPr>
@@ -916,7 +916,7 @@
                                 <w:szCs w:val="22"/>
                                 <w:lang w:val="bs-Latn-BA"/>
                               </w:rPr>
-                              <w:t>6</w:t>
+                              <w:t xml:space="preserve">6</w:t>
                             </w:r>
                             <w:r>
                               <w:rPr>
@@ -1040,7 +1040,7 @@
                           <w:szCs w:val="22"/>
                           <w:highlight w:val="yellow"/>
                         </w:rPr>
-                        <w:t>01.01.2025. do 31.12.2027. godine, broj: 00.1-03-74251/25-5 od 24.10.2025. godine, str.27/67, Tabela 1.</w:t>
+                        <w:t xml:space="preserve">01.01.2025. do 31.12.2027. godine, broj: 00.1-03-74251/25-5 od 24.10.2025. godine, str.27/67, Tabela 1.</w:t>
                       </w:r>
                     </w:p>
                     <w:p>
@@ -1068,7 +1068,7 @@
                           <w:szCs w:val="22"/>
                           <w:highlight w:val="yellow"/>
                         </w:rPr>
-                        <w:t>Godišnji Operativni plan poslovanja Dioničkog društva BH Telecom Sarajevo za 2026. godinu, broj: 00.1-14-11089/26 od 04.02.2026. godine, Prilog 4, Operativni plan investicijskih aktivnosti za period 2025-2027. godine, u dijelu koji se odnosi na ID TIRS</w:t>
+                        <w:t xml:space="preserve">Godišnji Operativni plan poslovanja Dioničkog društva BH Telecom Sarajevo za 2026. godinu, broj: 00.1-14-11089/26 od 04.02.2026. godine, Prilog 4, Operativni plan investicijskih aktivnosti za period 2025-2027. godine, u dijelu koji se odnosi na ID TIRS</w:t>
                       </w:r>
                       <w:r>
                         <w:rPr>
@@ -1078,7 +1078,7 @@
                           <w:highlight w:val="yellow"/>
                           <w:lang w:val="bs-Cyrl-BA"/>
                         </w:rPr>
-                        <w:t>,</w:t>
+                        <w:t xml:space="preserve">,</w:t>
                       </w:r>
                       <w:r>
                         <w:rPr>
@@ -1099,7 +1099,7 @@
                           <w:highlight w:val="yellow"/>
                           <w:lang w:val="bs-Cyrl-BA"/>
                         </w:rPr>
-                        <w:t>redni broj</w:t>
+                        <w:t xml:space="preserve">redni broj</w:t>
                       </w:r>
                       <w:r>
                         <w:rPr>
@@ -1120,7 +1120,7 @@
                           <w:szCs w:val="22"/>
                           <w:highlight w:val="yellow"/>
                         </w:rPr>
-                        <w:t>14/IP SIGURNOST, r.br. 14.6-</w:t>
+                        <w:t xml:space="preserve">14/IP SIGURNOST, r.br. 14.6-</w:t>
                       </w:r>
                       <w:r>
                         <w:rPr>
@@ -1141,7 +1141,7 @@
                           <w:highlight w:val="yellow"/>
                           <w:lang w:val="hr-HR"/>
                         </w:rPr>
-                        <w:t>Sigurnosne platforme za 5G</w:t>
+                        <w:t xml:space="preserve">Sigurnosne platforme za 5G</w:t>
                       </w:r>
                       <w:r>
                         <w:rPr>
@@ -1174,7 +1174,7 @@
                           <w:highlight w:val="yellow"/>
                           <w:lang w:val="bs-Cyrl-BA"/>
                         </w:rPr>
-                        <w:t>redni broj</w:t>
+                        <w:t xml:space="preserve">redni broj</w:t>
                       </w:r>
                       <w:r>
                         <w:rPr>
@@ -1196,7 +1196,7 @@
                           <w:highlight w:val="yellow"/>
                           <w:lang w:val="bs-Cyrl-BA"/>
                         </w:rPr>
-                        <w:t>1</w:t>
+                        <w:t xml:space="preserve">1</w:t>
                       </w:r>
                       <w:r>
                         <w:rPr>
@@ -1206,7 +1206,7 @@
                           <w:szCs w:val="22"/>
                           <w:highlight w:val="yellow"/>
                         </w:rPr>
-                        <w:t>8</w:t>
+                        <w:t xml:space="preserve">8</w:t>
                       </w:r>
                       <w:r>
                         <w:rPr>
@@ -1217,7 +1217,7 @@
                           <w:highlight w:val="yellow"/>
                           <w:lang w:val="bs-Cyrl-BA"/>
                         </w:rPr>
-                        <w:t>/PROJEKAT- ENERGETIKA I KLIMATIZACIJA, r.br.</w:t>
+                        <w:t xml:space="preserve">/PROJEKAT- ENERGETIKA I KLIMATIZACIJA, r.br.</w:t>
                       </w:r>
                       <w:r>
                         <w:rPr>
@@ -1237,7 +1237,7 @@
                           <w:szCs w:val="22"/>
                           <w:highlight w:val="yellow"/>
                         </w:rPr>
-                        <w:t>18.1</w:t>
+                        <w:t xml:space="preserve">18.1</w:t>
                       </w:r>
                       <w:r>
                         <w:rPr>
@@ -1258,7 +1258,7 @@
                           <w:szCs w:val="22"/>
                           <w:highlight w:val="yellow"/>
                         </w:rPr>
-                        <w:t>Nadzor i upravljanje energetikom</w:t>
+                        <w:t xml:space="preserve">Nadzor i upravljanje energetikom</w:t>
                       </w:r>
                       <w:r>
                         <w:rPr>
@@ -1269,7 +1269,7 @@
                           <w:highlight w:val="yellow"/>
                           <w:lang w:val="bs-Cyrl-BA"/>
                         </w:rPr>
-                        <w:t>“</w:t>
+                        <w:t xml:space="preserve">“</w:t>
                       </w:r>
                       <w:r>
                         <w:rPr>
@@ -1279,7 +1279,7 @@
                           <w:szCs w:val="22"/>
                           <w:highlight w:val="yellow"/>
                         </w:rPr>
-                        <w:t>, r.br.18.4-„</w:t>
+                        <w:t xml:space="preserve">, r.br.18.4-„</w:t>
                       </w:r>
                       <w:r>
                         <w:rPr>
@@ -1339,7 +1339,7 @@
                           <w:szCs w:val="22"/>
                           <w:lang w:val="bs-Latn-BA"/>
                         </w:rPr>
-                        <w:t>ni</w:t>
+                        <w:t xml:space="preserve">ni</w:t>
                       </w:r>
                       <w:r>
                         <w:rPr>
@@ -1348,7 +1348,7 @@
                           <w:szCs w:val="22"/>
                           <w:lang w:val="bs-Cyrl-BA"/>
                         </w:rPr>
-                        <w:t>je uvrštena u Plan nabavki za 202</w:t>
+                        <w:t xml:space="preserve">je uvrštena u Plan nabavki za 202</w:t>
                       </w:r>
                       <w:r>
                         <w:rPr>
@@ -1357,7 +1357,7 @@
                           <w:szCs w:val="22"/>
                           <w:lang w:val="bs-Latn-BA"/>
                         </w:rPr>
-                        <w:t>6</w:t>
+                        <w:t xml:space="preserve">6</w:t>
                       </w:r>
                       <w:r>
                         <w:rPr>
@@ -1547,7 +1547,7 @@
                                 <w:sz w:val="22"/>
                                 <w:szCs w:val="22"/>
                               </w:rPr>
-                              <w:t>01.01.2025. do 31.12.2027. godine, broj: 00.1-03-74251/25-5 od 24.10.2025. godine, str.27/67, Tabela 1.</w:t>
+                              <w:t xml:space="preserve">01.01.2025. do 31.12.2027. godine, broj: 00.1-03-74251/25-5 od 24.10.2025. godine, str.27/67, Tabela 1.</w:t>
                             </w:r>
                             <w:r>
                               <w:rPr>
@@ -1564,7 +1564,7 @@
                                 <w:sz w:val="22"/>
                                 <w:szCs w:val="22"/>
                               </w:rPr>
-                              <w:t>Godišnjim Operativnim planom poslovanja Dioničkog društva BH Telecom Sarajevo za 2026. godinu, broj: 00.1-14-11089/26 od 04.02.2026. godine, Prilog 4, Operativni plan investicijskih aktivnosti za period 2025-2027. godine, u dijelu koji se odnosi na ID TIRS</w:t>
+                              <w:t xml:space="preserve">Godišnjim Operativnim planom poslovanja Dioničkog društva BH Telecom Sarajevo za 2026. godinu, broj: 00.1-14-11089/26 od 04.02.2026. godine, Prilog 4, Operativni plan investicijskih aktivnosti za period 2025-2027. godine, u dijelu koji se odnosi na ID TIRS</w:t>
                             </w:r>
                             <w:r>
                               <w:rPr>
@@ -1573,7 +1573,7 @@
                                 <w:szCs w:val="22"/>
                                 <w:lang w:val="bs-Cyrl-BA"/>
                               </w:rPr>
-                              <w:t>,</w:t>
+                              <w:t xml:space="preserve">,</w:t>
                             </w:r>
                             <w:r>
                               <w:rPr>
@@ -1613,7 +1613,7 @@
                                 <w:highlight w:val="yellow"/>
                                 <w:lang w:val="bs-Cyrl-BA"/>
                               </w:rPr>
-                              <w:t>redni broj</w:t>
+                              <w:t xml:space="preserve">redni broj</w:t>
                             </w:r>
                             <w:r>
                               <w:rPr>
@@ -1642,7 +1642,7 @@
                                 <w:szCs w:val="22"/>
                                 <w:highlight w:val="yellow"/>
                               </w:rPr>
-                              <w:t>Sigurnosne platforme za 5G</w:t>
+                              <w:t xml:space="preserve">Sigurnosne platforme za 5G</w:t>
                             </w:r>
                             <w:r>
                               <w:rPr>
@@ -1675,7 +1675,7 @@
                                 <w:highlight w:val="yellow"/>
                                 <w:lang w:val="bs-Cyrl-BA"/>
                               </w:rPr>
-                              <w:t>redni broj</w:t>
+                              <w:t xml:space="preserve">redni broj</w:t>
                             </w:r>
                             <w:r>
                               <w:rPr>
@@ -1697,7 +1697,7 @@
                                 <w:highlight w:val="yellow"/>
                                 <w:lang w:val="bs-Cyrl-BA"/>
                               </w:rPr>
-                              <w:t>1</w:t>
+                              <w:t xml:space="preserve">1</w:t>
                             </w:r>
                             <w:r>
                               <w:rPr>
@@ -1707,7 +1707,7 @@
                                 <w:szCs w:val="22"/>
                                 <w:highlight w:val="yellow"/>
                               </w:rPr>
-                              <w:t>8</w:t>
+                              <w:t xml:space="preserve">8</w:t>
                             </w:r>
                             <w:r>
                               <w:rPr>
@@ -1718,7 +1718,7 @@
                                 <w:highlight w:val="yellow"/>
                                 <w:lang w:val="bs-Cyrl-BA"/>
                               </w:rPr>
-                              <w:t>/PROJEKAT- ENERGETIKA I KLIMATIZACIJA, r.br.</w:t>
+                              <w:t xml:space="preserve">/PROJEKAT- ENERGETIKA I KLIMATIZACIJA, r.br.</w:t>
                             </w:r>
                             <w:r>
                               <w:rPr>
@@ -1738,7 +1738,7 @@
                                 <w:szCs w:val="22"/>
                                 <w:highlight w:val="yellow"/>
                               </w:rPr>
-                              <w:t>18.1</w:t>
+                              <w:t xml:space="preserve">18.1</w:t>
                             </w:r>
                             <w:r>
                               <w:rPr>
@@ -1760,7 +1760,7 @@
                                 <w:highlight w:val="yellow"/>
                                 <w:lang w:val="en-US"/>
                               </w:rPr>
-                              <w:t>Nadzor i upravljanje energetikom</w:t>
+                              <w:t xml:space="preserve">Nadzor i upravljanje energetikom</w:t>
                             </w:r>
                             <w:r>
                               <w:rPr>
@@ -1771,7 +1771,7 @@
                                 <w:highlight w:val="yellow"/>
                                 <w:lang w:val="bs-Cyrl-BA"/>
                               </w:rPr>
-                              <w:t>“</w:t>
+                              <w:t xml:space="preserve">“</w:t>
                             </w:r>
                             <w:r>
                               <w:rPr>
@@ -1781,7 +1781,7 @@
                                 <w:szCs w:val="22"/>
                                 <w:highlight w:val="yellow"/>
                               </w:rPr>
-                              <w:t>, r.br.18.4-„</w:t>
+                              <w:t xml:space="preserve">, r.br.18.4-„</w:t>
                             </w:r>
                             <w:r>
                               <w:rPr>
@@ -1802,7 +1802,7 @@
                                 <w:highlight w:val="yellow"/>
                                 <w:lang w:val="en-US"/>
                               </w:rPr>
-                              <w:t>Agregatska postrojenja za RR čvorišta - nove lokacije”</w:t>
+                              <w:t xml:space="preserve">Agregatska postrojenja za RR čvorišta - nove lokacije”</w:t>
                             </w:r>
                           </w:p>
                           <w:p>
@@ -1845,7 +1845,7 @@
                                 <w:szCs w:val="22"/>
                                 <w:highlight w:val="yellow"/>
                               </w:rPr>
-                              <w:t>Ukupna predračunska vrijednost sredstava iznosi ukupno 50.000,00 KM (pedesethiljada konvertibilnih maraka) bez PDV-a, od čega LOT 1 — 15.000,00 KM i LOT 2 — 35.000,00 KM. Sredstva su finansijski raspoloživa u toku poslovne 2026. godine. Rok realizacije Odluke je 31.12.2027. godine.</w:t>
+                              <w:t xml:space="preserve">Ukupna predračunska vrijednost sredstava iznosi ukupno 50.000,00 KM (pedesethiljada konvertibilnih maraka) bez PDV-a, od čega LOT 1 — 15.000,00 KM i LOT 2 — 35.000,00 KM. Sredstva su finansijski raspoloživa u toku poslovne 2026. godine. Rok realizacije Odluke je 31.12.2027. godine.</w:t>
                             </w:r>
                             <w:bookmarkStart w:id="1" w:name="_Hlk93048488"/>
                             <w:bookmarkEnd w:id="1"/>
@@ -1946,7 +1946,7 @@
                           <w:sz w:val="22"/>
                           <w:szCs w:val="22"/>
                         </w:rPr>
-                        <w:t>01.01.2025. do 31.12.2027. godine, broj: 00.1-03-74251/25-5 od 24.10.2025. godine, str.27/67, Tabela 1.</w:t>
+                        <w:t xml:space="preserve">01.01.2025. do 31.12.2027. godine, broj: 00.1-03-74251/25-5 od 24.10.2025. godine, str.27/67, Tabela 1.</w:t>
                       </w:r>
                       <w:r>
                         <w:rPr>
@@ -1963,7 +1963,7 @@
                           <w:sz w:val="22"/>
                           <w:szCs w:val="22"/>
                         </w:rPr>
-                        <w:t>Godišnjim Operativnim planom poslovanja Dioničkog društva BH Telecom Sarajevo za 2026. godinu, broj: 00.1-14-11089/26 od 04.02.2026. godine, Prilog 4, Operativni plan investicijskih aktivnosti za period 2025-2027. godine, u dijelu koji se odnosi na ID TIRS</w:t>
+                        <w:t xml:space="preserve">Godišnjim Operativnim planom poslovanja Dioničkog društva BH Telecom Sarajevo za 2026. godinu, broj: 00.1-14-11089/26 od 04.02.2026. godine, Prilog 4, Operativni plan investicijskih aktivnosti za period 2025-2027. godine, u dijelu koji se odnosi na ID TIRS</w:t>
                       </w:r>
                       <w:r>
                         <w:rPr>
@@ -1972,7 +1972,7 @@
                           <w:szCs w:val="22"/>
                           <w:lang w:val="bs-Cyrl-BA"/>
                         </w:rPr>
-                        <w:t>,</w:t>
+                        <w:t xml:space="preserve">,</w:t>
                       </w:r>
                       <w:r>
                         <w:rPr>
@@ -2012,7 +2012,7 @@
                           <w:highlight w:val="yellow"/>
                           <w:lang w:val="bs-Cyrl-BA"/>
                         </w:rPr>
-                        <w:t>redni broj</w:t>
+                        <w:t xml:space="preserve">redni broj</w:t>
                       </w:r>
                       <w:r>
                         <w:rPr>
@@ -2041,7 +2041,7 @@
                           <w:szCs w:val="22"/>
                           <w:highlight w:val="yellow"/>
                         </w:rPr>
-                        <w:t>Sigurnosne platforme za 5G</w:t>
+                        <w:t xml:space="preserve">Sigurnosne platforme za 5G</w:t>
                       </w:r>
                       <w:r>
                         <w:rPr>
@@ -2074,7 +2074,7 @@
                           <w:highlight w:val="yellow"/>
                           <w:lang w:val="bs-Cyrl-BA"/>
                         </w:rPr>
-                        <w:t>redni broj</w:t>
+                        <w:t xml:space="preserve">redni broj</w:t>
                       </w:r>
                       <w:r>
                         <w:rPr>
@@ -2096,7 +2096,7 @@
                           <w:highlight w:val="yellow"/>
                           <w:lang w:val="bs-Cyrl-BA"/>
                         </w:rPr>
-                        <w:t>1</w:t>
+                        <w:t xml:space="preserve">1</w:t>
                       </w:r>
                       <w:r>
                         <w:rPr>
@@ -2106,7 +2106,7 @@
                           <w:szCs w:val="22"/>
                           <w:highlight w:val="yellow"/>
                         </w:rPr>
-                        <w:t>8</w:t>
+                        <w:t xml:space="preserve">8</w:t>
                       </w:r>
                       <w:r>
                         <w:rPr>
@@ -2117,7 +2117,7 @@
                           <w:highlight w:val="yellow"/>
                           <w:lang w:val="bs-Cyrl-BA"/>
                         </w:rPr>
-                        <w:t>/PROJEKAT- ENERGETIKA I KLIMATIZACIJA, r.br.</w:t>
+                        <w:t xml:space="preserve">/PROJEKAT- ENERGETIKA I KLIMATIZACIJA, r.br.</w:t>
                       </w:r>
                       <w:r>
                         <w:rPr>
@@ -2137,7 +2137,7 @@
                           <w:szCs w:val="22"/>
                           <w:highlight w:val="yellow"/>
                         </w:rPr>
-                        <w:t>18.1</w:t>
+                        <w:t xml:space="preserve">18.1</w:t>
                       </w:r>
                       <w:r>
                         <w:rPr>
@@ -2159,7 +2159,7 @@
                           <w:highlight w:val="yellow"/>
                           <w:lang w:val="en-US"/>
                         </w:rPr>
-                        <w:t>Nadzor i upravljanje energetikom</w:t>
+                        <w:t xml:space="preserve">Nadzor i upravljanje energetikom</w:t>
                       </w:r>
                       <w:r>
                         <w:rPr>
@@ -2170,7 +2170,7 @@
                           <w:highlight w:val="yellow"/>
                           <w:lang w:val="bs-Cyrl-BA"/>
                         </w:rPr>
-                        <w:t>“</w:t>
+                        <w:t xml:space="preserve">“</w:t>
                       </w:r>
                       <w:r>
                         <w:rPr>
@@ -2180,7 +2180,7 @@
                           <w:szCs w:val="22"/>
                           <w:highlight w:val="yellow"/>
                         </w:rPr>
-                        <w:t>, r.br.18.4-„</w:t>
+                        <w:t xml:space="preserve">, r.br.18.4-„</w:t>
                       </w:r>
                       <w:r>
                         <w:rPr>
@@ -2201,7 +2201,7 @@
                           <w:highlight w:val="yellow"/>
                           <w:lang w:val="en-US"/>
                         </w:rPr>
-                        <w:t>Agregatska postrojenja za RR čvorišta - nove lokacije”</w:t>
+                        <w:t xml:space="preserve">Agregatska postrojenja za RR čvorišta - nove lokacije”</w:t>
                       </w:r>
                     </w:p>
                     <w:p>
@@ -2244,7 +2244,7 @@
                           <w:szCs w:val="22"/>
                           <w:highlight w:val="yellow"/>
                         </w:rPr>
-                        <w:t>Ukupna predračunska vrijednost sredstava iznosi ukupno 50.000,00 KM (pedesethiljada konvertibilnih maraka) bez PDV-a, od čega LOT 1 — 15.000,00 KM i LOT 2 — 35.000,00 KM. Sredstva su finansijski raspoloživa u toku poslovne 2026. godine. Rok realizacije Odluke je 31.12.2027. godine.</w:t>
+                        <w:t xml:space="preserve">Ukupna predračunska vrijednost sredstava iznosi ukupno 50.000,00 KM (pedesethiljada konvertibilnih maraka) bez PDV-a, od čega LOT 1 — 15.000,00 KM i LOT 2 — 35.000,00 KM. Sredstva su finansijski raspoloživa u toku poslovne 2026. godine. Rok realizacije Odluke je 31.12.2027. godine.</w:t>
                       </w:r>
                       <w:bookmarkStart w:id="3" w:name="_Hlk93048488"/>
                       <w:bookmarkEnd w:id="3"/>
@@ -2302,7 +2302,7 @@
           <w:szCs w:val="21"/>
           <w:lang w:val="bs-Latn-BA"/>
         </w:rPr>
-        <w:t>Dosadašnje aktivnosti:</w:t>
+        <w:t xml:space="preserve">Dosadašnje aktivnosti:</w:t>
       </w:r>
     </w:p>
     <w:p>
@@ -2339,7 +2339,7 @@
           <w:szCs w:val="21"/>
           <w:lang w:val="bs-Latn-BA" w:eastAsia="hr-HR"/>
         </w:rPr>
-        <w:t>Forma prijedloga za usvajanje:</w:t>
+        <w:t xml:space="preserve">Forma prijedloga za usvajanje:</w:t>
       </w:r>
     </w:p>
     <w:p>
@@ -2436,7 +2436,7 @@
                                 <w:sz w:val="22"/>
                                 <w:szCs w:val="22"/>
                               </w:rPr>
-                              <w:t>Usvaja se Odluka o odobrenju sredstava za nabavku autonomnog hibridnog sistema napajanja na baznoj stanici Sjednica (Bileća)</w:t>
+                              <w:t xml:space="preserve">Usvaja se Odluka o odobrenju sredstava za nabavku autonomnog hibridnog sistema napajanja na baznoj stanici Sjednica (Bileća)</w:t>
                             </w:r>
                           </w:p>
                           <w:p>
@@ -2546,7 +2546,7 @@
                           <w:sz w:val="22"/>
                           <w:szCs w:val="22"/>
                         </w:rPr>
-                        <w:t>Usvaja se Odluka o odobrenju sredstava za nabavku autonomnog hibridnog sistema napajanja na baznoj stanici Sjednica (Bileća)</w:t>
+                        <w:t xml:space="preserve">Usvaja se Odluka o odobrenju sredstava za nabavku autonomnog hibridnog sistema napajanja na baznoj stanici Sjednica (Bileća)</w:t>
                       </w:r>
                     </w:p>
                     <w:p>
@@ -2731,7 +2731,7 @@
           <w:szCs w:val="21"/>
           <w:lang w:val="bs-Latn-BA" w:eastAsia="hr-HR"/>
         </w:rPr>
-        <w:t>Mjera unapr</w:t>
+        <w:t xml:space="preserve">Mjera unapr</w:t>
       </w:r>
       <w:r>
         <w:rPr>
@@ -2742,7 +2742,7 @@
           <w:szCs w:val="21"/>
           <w:lang w:val="bs-Latn-BA" w:eastAsia="hr-HR"/>
         </w:rPr>
-        <w:t>j</w:t>
+        <w:t xml:space="preserve">j</w:t>
       </w:r>
       <w:r>
         <w:rPr>
@@ -2753,7 +2753,7 @@
           <w:szCs w:val="21"/>
           <w:lang w:val="bs-Latn-BA" w:eastAsia="hr-HR"/>
         </w:rPr>
-        <w:t>eđenja:</w:t>
+        <w:t xml:space="preserve">eđenja:</w:t>
       </w:r>
     </w:p>
     <w:p>
@@ -2978,7 +2978,7 @@
           <w:szCs w:val="21"/>
           <w:lang w:val="bs-Latn-BA" w:eastAsia="hr-HR"/>
         </w:rPr>
-        <w:t>Prilozi materijala:</w:t>
+        <w:t xml:space="preserve">Prilozi materijala:</w:t>
       </w:r>
     </w:p>
     <w:p>
@@ -3017,7 +3017,7 @@
           <w:szCs w:val="21"/>
           <w:lang w:val="bs-Latn-BA" w:eastAsia="hr-HR"/>
         </w:rPr>
-        <w:t>Aneks 1 - Prijedlog Odluke, broj:  06.1.1.1</w:t>
+        <w:t xml:space="preserve">Aneks 1 - Prijedlog Odluke, broj:  06.1.1.1</w:t>
       </w:r>
       <w:r>
         <w:rPr>
@@ -3027,7 +3027,7 @@
           <w:szCs w:val="21"/>
           <w:lang w:val="bs-Latn-BA" w:eastAsia="hr-HR"/>
         </w:rPr>
-        <w:t>-14</w:t>
+        <w:t xml:space="preserve">-14</w:t>
       </w:r>
       <w:r>
         <w:rPr>
@@ -3037,7 +3037,7 @@
           <w:szCs w:val="21"/>
           <w:lang w:val="bs-Latn-BA" w:eastAsia="hr-HR"/>
         </w:rPr>
-        <w:t>-</w:t>
+        <w:t xml:space="preserve">-</w:t>
       </w:r>
       <w:bookmarkStart w:id="4" w:name="_Hlk106351001"/>
       <w:r>
@@ -3049,7 +3049,7 @@
           <w:highlight w:val="yellow"/>
           <w:lang w:val="bs-Latn-BA" w:eastAsia="hr-HR"/>
         </w:rPr>
-        <w:t>_______</w:t>
+        <w:t xml:space="preserve">_______</w:t>
       </w:r>
       <w:r>
         <w:rPr>
@@ -3059,7 +3059,7 @@
           <w:szCs w:val="21"/>
           <w:lang w:val="bs-Latn-BA" w:eastAsia="hr-HR"/>
         </w:rPr>
-        <w:t>/</w:t>
+        <w:t xml:space="preserve">/</w:t>
       </w:r>
       <w:bookmarkEnd w:id="4"/>
       <w:r>
@@ -3070,7 +3070,7 @@
           <w:szCs w:val="21"/>
           <w:lang w:val="bs-Latn-BA" w:eastAsia="hr-HR"/>
         </w:rPr>
-        <w:t>26</w:t>
+        <w:t xml:space="preserve">26</w:t>
       </w:r>
       <w:r>
         <w:rPr>
@@ -3101,7 +3101,7 @@
           <w:highlight w:val="yellow"/>
           <w:lang w:val="bs-Latn-BA" w:eastAsia="hr-HR"/>
         </w:rPr>
-        <w:t>__</w:t>
+        <w:t xml:space="preserve">__</w:t>
       </w:r>
       <w:r>
         <w:rPr>
@@ -3112,7 +3112,7 @@
           <w:highlight w:val="yellow"/>
           <w:lang w:val="bs-Latn-BA" w:eastAsia="hr-HR"/>
         </w:rPr>
-        <w:t>.</w:t>
+        <w:t xml:space="preserve">.</w:t>
       </w:r>
       <w:r>
         <w:rPr>
@@ -3123,7 +3123,7 @@
           <w:highlight w:val="yellow"/>
           <w:lang w:val="bs-Latn-BA" w:eastAsia="hr-HR"/>
         </w:rPr>
-        <w:t>__</w:t>
+        <w:t xml:space="preserve">__</w:t>
       </w:r>
       <w:r>
         <w:rPr>
@@ -3133,7 +3133,7 @@
           <w:szCs w:val="21"/>
           <w:lang w:val="bs-Latn-BA" w:eastAsia="hr-HR"/>
         </w:rPr>
-        <w:t>.</w:t>
+        <w:t xml:space="preserve">.</w:t>
       </w:r>
       <w:r>
         <w:rPr>
@@ -3143,7 +3143,7 @@
           <w:szCs w:val="21"/>
           <w:lang w:val="bs-Latn-BA" w:eastAsia="hr-HR"/>
         </w:rPr>
-        <w:t>20</w:t>
+        <w:t xml:space="preserve">20</w:t>
       </w:r>
       <w:r>
         <w:rPr>
@@ -3153,7 +3153,7 @@
           <w:szCs w:val="21"/>
           <w:lang w:val="bs-Latn-BA" w:eastAsia="hr-HR"/>
         </w:rPr>
-        <w:t>2</w:t>
+        <w:t xml:space="preserve">2</w:t>
       </w:r>
       <w:r>
         <w:rPr>
@@ -3163,7 +3163,7 @@
           <w:szCs w:val="21"/>
           <w:lang w:val="bs-Latn-BA" w:eastAsia="hr-HR"/>
         </w:rPr>
-        <w:t>6</w:t>
+        <w:t xml:space="preserve">6</w:t>
       </w:r>
       <w:r>
         <w:rPr>
@@ -3173,7 +3173,7 @@
           <w:szCs w:val="21"/>
           <w:lang w:val="bs-Latn-BA" w:eastAsia="hr-HR"/>
         </w:rPr>
-        <w:t>. godine;</w:t>
+        <w:t xml:space="preserve">. godine;</w:t>
       </w:r>
       <w:r>
         <w:rPr>
@@ -3216,7 +3216,7 @@
           <w:szCs w:val="21"/>
           <w:lang w:val="bs-Latn-BA" w:eastAsia="hr-HR"/>
         </w:rPr>
-        <w:t>- Obrazloženje, broj: 04.5.1-14</w:t>
+        <w:t xml:space="preserve">- Obrazloženje, broj: 04.5.1-14</w:t>
       </w:r>
       <w:r>
         <w:rPr>
@@ -3226,7 +3226,7 @@
           <w:szCs w:val="21"/>
           <w:lang w:val="bs-Latn-BA" w:eastAsia="hr-HR"/>
         </w:rPr>
-        <w:t>-</w:t>
+        <w:t xml:space="preserve">-</w:t>
       </w:r>
       <w:r>
         <w:rPr>
@@ -3247,7 +3247,7 @@
           <w:szCs w:val="21"/>
           <w:lang w:val="bs-Latn-BA" w:eastAsia="hr-HR"/>
         </w:rPr>
-        <w:t>1</w:t>
+        <w:t xml:space="preserve">1</w:t>
       </w:r>
       <w:r>
         <w:rPr>
@@ -3257,7 +3257,7 @@
           <w:szCs w:val="21"/>
           <w:lang w:val="bs-Latn-BA" w:eastAsia="hr-HR"/>
         </w:rPr>
-        <w:t>/</w:t>
+        <w:t xml:space="preserve">/</w:t>
       </w:r>
       <w:r>
         <w:rPr>
@@ -3267,7 +3267,7 @@
           <w:szCs w:val="21"/>
           <w:lang w:val="bs-Latn-BA" w:eastAsia="hr-HR"/>
         </w:rPr>
-        <w:t>2</w:t>
+        <w:t xml:space="preserve">2</w:t>
       </w:r>
       <w:r>
         <w:rPr>
@@ -3277,7 +3277,7 @@
           <w:szCs w:val="21"/>
           <w:lang w:val="bs-Latn-BA" w:eastAsia="hr-HR"/>
         </w:rPr>
-        <w:t>6</w:t>
+        <w:t xml:space="preserve">6</w:t>
       </w:r>
       <w:r>
         <w:rPr>
@@ -3298,7 +3298,7 @@
           <w:highlight w:val="yellow"/>
           <w:lang w:val="bs-Latn-BA" w:eastAsia="hr-HR"/>
         </w:rPr>
-        <w:t>__</w:t>
+        <w:t xml:space="preserve">__</w:t>
       </w:r>
       <w:r>
         <w:rPr>
@@ -3309,7 +3309,7 @@
           <w:highlight w:val="yellow"/>
           <w:lang w:val="bs-Latn-BA" w:eastAsia="hr-HR"/>
         </w:rPr>
-        <w:t>.</w:t>
+        <w:t xml:space="preserve">.</w:t>
       </w:r>
       <w:r>
         <w:rPr>
@@ -3320,7 +3320,7 @@
           <w:highlight w:val="yellow"/>
           <w:lang w:val="bs-Latn-BA" w:eastAsia="hr-HR"/>
         </w:rPr>
-        <w:t>__</w:t>
+        <w:t xml:space="preserve">__</w:t>
       </w:r>
       <w:r>
         <w:rPr>
@@ -3330,7 +3330,7 @@
           <w:szCs w:val="21"/>
           <w:lang w:val="bs-Latn-BA" w:eastAsia="hr-HR"/>
         </w:rPr>
-        <w:t>.20</w:t>
+        <w:t xml:space="preserve">.20</w:t>
       </w:r>
       <w:r>
         <w:rPr>
@@ -3340,7 +3340,7 @@
           <w:szCs w:val="21"/>
           <w:lang w:val="bs-Latn-BA" w:eastAsia="hr-HR"/>
         </w:rPr>
-        <w:t>2</w:t>
+        <w:t xml:space="preserve">2</w:t>
       </w:r>
       <w:r>
         <w:rPr>
@@ -3350,7 +3350,7 @@
           <w:szCs w:val="21"/>
           <w:lang w:val="bs-Latn-BA" w:eastAsia="hr-HR"/>
         </w:rPr>
-        <w:t>6</w:t>
+        <w:t xml:space="preserve">6</w:t>
       </w:r>
       <w:r>
         <w:rPr>
@@ -3370,7 +3370,7 @@
           <w:szCs w:val="21"/>
           <w:lang w:val="bs-Latn-BA" w:eastAsia="hr-HR"/>
         </w:rPr>
-        <w:t>godine;</w:t>
+        <w:t xml:space="preserve">godine;</w:t>
       </w:r>
       <w:r>
         <w:rPr>
@@ -3438,7 +3438,7 @@
           <w:highlight w:val="yellow"/>
           <w:lang w:val="bs-Latn-BA"/>
         </w:rPr>
-        <w:t>.........................</w:t>
+        <w:t xml:space="preserve">.........................</w:t>
       </w:r>
       <w:r>
         <w:rPr>
@@ -3462,7 +3462,7 @@
           <w:highlight w:val="yellow"/>
           <w:lang w:val="bs-Latn-BA"/>
         </w:rPr>
-        <w:t>.......................</w:t>
+        <w:t xml:space="preserve">.......................</w:t>
       </w:r>
       <w:r>
         <w:rPr>
@@ -3474,7 +3474,7 @@
           <w:highlight w:val="yellow"/>
           <w:lang w:val="bs-Latn-BA"/>
         </w:rPr>
-        <w:t>. godine</w:t>
+        <w:t xml:space="preserve">. godine</w:t>
       </w:r>
     </w:p>
     <w:p>
@@ -3541,7 +3541,7 @@
           <w:szCs w:val="21"/>
           <w:lang w:val="bs-Latn-BA"/>
         </w:rPr>
-        <w:t>IZVRŠNI DIREKTOR</w:t>
+        <w:t xml:space="preserve">IZVRŠNI DIREKTOR</w:t>
       </w:r>
     </w:p>
     <w:p>
@@ -3566,7 +3566,7 @@
           <w:szCs w:val="21"/>
           <w:lang w:val="bs-Latn-BA"/>
         </w:rPr>
-        <w:t>IZVRŠNE DIREKCIJE ZA INVESTICIJE</w:t>
+        <w:t xml:space="preserve">IZVRŠNE DIREKCIJE ZA INVESTICIJE</w:t>
       </w:r>
     </w:p>
     <w:p>
@@ -3591,7 +3591,7 @@
           <w:szCs w:val="21"/>
           <w:lang w:val="bs-Latn-BA"/>
         </w:rPr>
-        <w:t>______________________________</w:t>
+        <w:t xml:space="preserve">______________________________</w:t>
       </w:r>
     </w:p>
     <w:p>
@@ -3666,7 +3666,7 @@
           <w:lang w:val="bs-Latn-BA"/>
         </w:rPr>
         <w:lastRenderedPageBreak/>
-        <w:t>DIONIČKO DRUŠTVO BH TELECOM</w:t>
+        <w:t xml:space="preserve">DIONIČKO DRUŠTVO BH TELECOM</w:t>
       </w:r>
     </w:p>
     <w:p>
@@ -3701,7 +3701,7 @@
           <w:szCs w:val="21"/>
           <w:lang w:val="bs-Latn-BA"/>
         </w:rPr>
-        <w:t>SARAJEVO</w:t>
+        <w:t xml:space="preserve">SARAJEVO</w:t>
       </w:r>
     </w:p>
     <w:p>
@@ -3757,18 +3757,18 @@
           <w:szCs w:val="21"/>
           <w:lang w:val="bs-Latn-BA"/>
         </w:rPr>
-        <w:t>06.1.1.1-14</w:t>
-      </w:r>
-      <w:r>
-        <w:rPr>
-          <w:rFonts w:ascii="Arial" w:hAnsi="Arial" w:cs="Arial"/>
-          <w:b/>
-          <w:noProof/>
-          <w:sz w:val="21"/>
-          <w:szCs w:val="21"/>
-          <w:lang w:val="bs-Latn-BA"/>
-        </w:rPr>
-        <w:t>-</w:t>
+        <w:t xml:space="preserve">06.1.1.1-14</w:t>
+      </w:r>
+      <w:r>
+        <w:rPr>
+          <w:rFonts w:ascii="Arial" w:hAnsi="Arial" w:cs="Arial"/>
+          <w:b/>
+          <w:noProof/>
+          <w:sz w:val="21"/>
+          <w:szCs w:val="21"/>
+          <w:lang w:val="bs-Latn-BA"/>
+        </w:rPr>
+        <w:t xml:space="preserve">-</w:t>
       </w:r>
       <w:r>
         <w:rPr>
@@ -3791,51 +3791,51 @@
           <w:highlight w:val="yellow"/>
           <w:lang w:val="bs-Latn-BA"/>
         </w:rPr>
-        <w:t>____________</w:t>
-      </w:r>
-      <w:r>
-        <w:rPr>
-          <w:rFonts w:ascii="Arial" w:hAnsi="Arial" w:cs="Arial"/>
-          <w:b/>
-          <w:noProof/>
-          <w:sz w:val="21"/>
-          <w:szCs w:val="21"/>
-          <w:lang w:val="bs-Latn-BA"/>
-        </w:rPr>
-        <w:t>/</w:t>
-      </w:r>
-      <w:r>
-        <w:rPr>
-          <w:rFonts w:ascii="Arial" w:hAnsi="Arial" w:cs="Arial"/>
-          <w:b/>
-          <w:noProof/>
-          <w:sz w:val="21"/>
-          <w:szCs w:val="21"/>
-          <w:lang w:val="bs-Latn-BA"/>
-        </w:rPr>
-        <w:t>/</w:t>
-      </w:r>
-      <w:r>
-        <w:rPr>
-          <w:rFonts w:ascii="Arial" w:hAnsi="Arial" w:cs="Arial"/>
-          <w:b/>
-          <w:noProof/>
-          <w:sz w:val="21"/>
-          <w:szCs w:val="21"/>
-          <w:lang w:val="bs-Latn-BA"/>
-        </w:rPr>
-        <w:t>2</w:t>
-      </w:r>
-      <w:r>
-        <w:rPr>
-          <w:rFonts w:ascii="Arial" w:hAnsi="Arial" w:cs="Arial"/>
-          <w:b/>
-          <w:noProof/>
-          <w:sz w:val="21"/>
-          <w:szCs w:val="21"/>
-          <w:lang w:val="bs-Latn-BA"/>
-        </w:rPr>
-        <w:t>6</w:t>
+        <w:t xml:space="preserve">____________</w:t>
+      </w:r>
+      <w:r>
+        <w:rPr>
+          <w:rFonts w:ascii="Arial" w:hAnsi="Arial" w:cs="Arial"/>
+          <w:b/>
+          <w:noProof/>
+          <w:sz w:val="21"/>
+          <w:szCs w:val="21"/>
+          <w:lang w:val="bs-Latn-BA"/>
+        </w:rPr>
+        <w:t xml:space="preserve">/</w:t>
+      </w:r>
+      <w:r>
+        <w:rPr>
+          <w:rFonts w:ascii="Arial" w:hAnsi="Arial" w:cs="Arial"/>
+          <w:b/>
+          <w:noProof/>
+          <w:sz w:val="21"/>
+          <w:szCs w:val="21"/>
+          <w:lang w:val="bs-Latn-BA"/>
+        </w:rPr>
+        <w:t xml:space="preserve">/</w:t>
+      </w:r>
+      <w:r>
+        <w:rPr>
+          <w:rFonts w:ascii="Arial" w:hAnsi="Arial" w:cs="Arial"/>
+          <w:b/>
+          <w:noProof/>
+          <w:sz w:val="21"/>
+          <w:szCs w:val="21"/>
+          <w:lang w:val="bs-Latn-BA"/>
+        </w:rPr>
+        <w:t xml:space="preserve">2</w:t>
+      </w:r>
+      <w:r>
+        <w:rPr>
+          <w:rFonts w:ascii="Arial" w:hAnsi="Arial" w:cs="Arial"/>
+          <w:b/>
+          <w:noProof/>
+          <w:sz w:val="21"/>
+          <w:szCs w:val="21"/>
+          <w:lang w:val="bs-Latn-BA"/>
+        </w:rPr>
+        <w:t xml:space="preserve">6</w:t>
       </w:r>
       <w:r>
         <w:rPr>
@@ -3882,7 +3882,7 @@
           <w:highlight w:val="yellow"/>
           <w:lang w:val="bs-Latn-BA"/>
         </w:rPr>
-        <w:t>___</w:t>
+        <w:t xml:space="preserve">___</w:t>
       </w:r>
       <w:r>
         <w:rPr>
@@ -3894,7 +3894,7 @@
           <w:highlight w:val="yellow"/>
           <w:lang w:val="bs-Latn-BA"/>
         </w:rPr>
-        <w:t>.</w:t>
+        <w:t xml:space="preserve">.</w:t>
       </w:r>
       <w:r>
         <w:rPr>
@@ -3906,62 +3906,62 @@
           <w:highlight w:val="yellow"/>
           <w:lang w:val="bs-Latn-BA"/>
         </w:rPr>
-        <w:t>__</w:t>
-      </w:r>
-      <w:r>
-        <w:rPr>
-          <w:rFonts w:ascii="Arial" w:hAnsi="Arial" w:cs="Arial"/>
-          <w:b/>
-          <w:noProof/>
-          <w:sz w:val="21"/>
-          <w:szCs w:val="21"/>
-          <w:lang w:val="bs-Latn-BA"/>
-        </w:rPr>
-        <w:t>.</w:t>
-      </w:r>
-      <w:r>
-        <w:rPr>
-          <w:rFonts w:ascii="Arial" w:hAnsi="Arial" w:cs="Arial"/>
-          <w:b/>
-          <w:noProof/>
-          <w:sz w:val="21"/>
-          <w:szCs w:val="21"/>
-          <w:lang w:val="bs-Latn-BA"/>
-        </w:rPr>
-        <w:t>20</w:t>
-      </w:r>
-      <w:r>
-        <w:rPr>
-          <w:rFonts w:ascii="Arial" w:hAnsi="Arial" w:cs="Arial"/>
-          <w:b/>
-          <w:noProof/>
-          <w:sz w:val="21"/>
-          <w:szCs w:val="21"/>
-          <w:lang w:val="bs-Latn-BA"/>
-        </w:rPr>
-        <w:t>2</w:t>
-      </w:r>
-      <w:r>
-        <w:rPr>
-          <w:rFonts w:ascii="Arial" w:hAnsi="Arial" w:cs="Arial"/>
-          <w:b/>
-          <w:noProof/>
-          <w:sz w:val="21"/>
-          <w:szCs w:val="21"/>
-          <w:lang w:val="bs-Latn-BA"/>
-        </w:rPr>
-        <w:t>6</w:t>
-      </w:r>
-      <w:r>
-        <w:rPr>
-          <w:rFonts w:ascii="Arial" w:hAnsi="Arial" w:cs="Arial"/>
-          <w:b/>
-          <w:noProof/>
-          <w:sz w:val="21"/>
-          <w:szCs w:val="21"/>
-          <w:lang w:val="bs-Latn-BA"/>
-        </w:rPr>
-        <w:t>.</w:t>
+        <w:t xml:space="preserve">__</w:t>
+      </w:r>
+      <w:r>
+        <w:rPr>
+          <w:rFonts w:ascii="Arial" w:hAnsi="Arial" w:cs="Arial"/>
+          <w:b/>
+          <w:noProof/>
+          <w:sz w:val="21"/>
+          <w:szCs w:val="21"/>
+          <w:lang w:val="bs-Latn-BA"/>
+        </w:rPr>
+        <w:t xml:space="preserve">.</w:t>
+      </w:r>
+      <w:r>
+        <w:rPr>
+          <w:rFonts w:ascii="Arial" w:hAnsi="Arial" w:cs="Arial"/>
+          <w:b/>
+          <w:noProof/>
+          <w:sz w:val="21"/>
+          <w:szCs w:val="21"/>
+          <w:lang w:val="bs-Latn-BA"/>
+        </w:rPr>
+        <w:t xml:space="preserve">20</w:t>
+      </w:r>
+      <w:r>
+        <w:rPr>
+          <w:rFonts w:ascii="Arial" w:hAnsi="Arial" w:cs="Arial"/>
+          <w:b/>
+          <w:noProof/>
+          <w:sz w:val="21"/>
+          <w:szCs w:val="21"/>
+          <w:lang w:val="bs-Latn-BA"/>
+        </w:rPr>
+        <w:t xml:space="preserve">2</w:t>
+      </w:r>
+      <w:r>
+        <w:rPr>
+          <w:rFonts w:ascii="Arial" w:hAnsi="Arial" w:cs="Arial"/>
+          <w:b/>
+          <w:noProof/>
+          <w:sz w:val="21"/>
+          <w:szCs w:val="21"/>
+          <w:lang w:val="bs-Latn-BA"/>
+        </w:rPr>
+        <w:t xml:space="preserve">6</w:t>
+      </w:r>
+      <w:r>
+        <w:rPr>
+          <w:rFonts w:ascii="Arial" w:hAnsi="Arial" w:cs="Arial"/>
+          <w:b/>
+          <w:noProof/>
+          <w:sz w:val="21"/>
+          <w:szCs w:val="21"/>
+          <w:lang w:val="bs-Latn-BA"/>
+        </w:rPr>
+        <w:t xml:space="preserve">.</w:t>
       </w:r>
       <w:r>
         <w:rPr>
@@ -3983,7 +3983,7 @@
           <w:szCs w:val="21"/>
           <w:lang w:val="bs-Latn-BA"/>
         </w:rPr>
-        <w:t>godin</w:t>
+        <w:t xml:space="preserve">godin</w:t>
       </w:r>
     </w:p>
     <w:p>
@@ -4006,7 +4006,7 @@
           <w:szCs w:val="21"/>
           <w:lang w:val="bs-Latn-BA"/>
         </w:rPr>
-        <w:t>ANEKS 1</w:t>
+        <w:t xml:space="preserve">ANEKS 1</w:t>
       </w:r>
     </w:p>
     <w:p>
@@ -4029,27 +4029,27 @@
           <w:szCs w:val="21"/>
           <w:lang w:val="bs-Latn-BA"/>
         </w:rPr>
-        <w:t>Na osnovu člana 85. stav (1) tačka f) Statuta Dioničkog Društva BH Telecom Sarajevo, broj: 00.1-03-17072/20-10 od 29.06.2020. godine, člana 13. stav (1) Upu</w:t>
-      </w:r>
-      <w:r>
-        <w:rPr>
-          <w:rFonts w:ascii="Arial" w:hAnsi="Arial" w:cs="Arial"/>
-          <w:noProof/>
-          <w:sz w:val="21"/>
-          <w:szCs w:val="21"/>
-          <w:lang w:val="bs-Latn-BA"/>
-        </w:rPr>
-        <w:t>t</w:t>
-      </w:r>
-      <w:r>
-        <w:rPr>
-          <w:rFonts w:ascii="Arial" w:hAnsi="Arial" w:cs="Arial"/>
-          <w:noProof/>
-          <w:sz w:val="21"/>
-          <w:szCs w:val="21"/>
-          <w:lang w:val="bs-Latn-BA"/>
-        </w:rPr>
-        <w:t>stva o primjeni i provođenju Pravilnika o nabavkama broj: 00.1-14-30750/22-5 od 06.04.2022.godine, člana 19. Pravilnika o pripremi, planiranju, realizaciji i kolaudaciji investicija Dioničkog Društva BH Telecom Sarajevo, broj: 00.1–2.1–19720/16-10 od 11.01.2017. godine, te u skladu sa članom 7. Poslovnika o radu Uprave Društva broj: 00.1-1.1-3579/15-2 od 25.06.2015. godine i broj: 00.1-1.1-7096/17-2 od 10.07.2017.godine, Izvršni direktor ID za investicije Upravi Društva na razmatranje dostavlja:</w:t>
+        <w:t xml:space="preserve">Na osnovu člana 85. stav (1) tačka f) Statuta Dioničkog Društva BH Telecom Sarajevo, broj: 00.1-03-17072/20-10 od 29.06.2020. godine, člana 13. stav (1) Upu</w:t>
+      </w:r>
+      <w:r>
+        <w:rPr>
+          <w:rFonts w:ascii="Arial" w:hAnsi="Arial" w:cs="Arial"/>
+          <w:noProof/>
+          <w:sz w:val="21"/>
+          <w:szCs w:val="21"/>
+          <w:lang w:val="bs-Latn-BA"/>
+        </w:rPr>
+        <w:t xml:space="preserve">t</w:t>
+      </w:r>
+      <w:r>
+        <w:rPr>
+          <w:rFonts w:ascii="Arial" w:hAnsi="Arial" w:cs="Arial"/>
+          <w:noProof/>
+          <w:sz w:val="21"/>
+          <w:szCs w:val="21"/>
+          <w:lang w:val="bs-Latn-BA"/>
+        </w:rPr>
+        <w:t xml:space="preserve">stva o primjeni i provođenju Pravilnika o nabavkama broj: 00.1-14-30750/22-5 od 06.04.2022.godine, člana 19. Pravilnika o pripremi, planiranju, realizaciji i kolaudaciji investicija Dioničkog Društva BH Telecom Sarajevo, broj: 00.1–2.1–19720/16-10 od 11.01.2017. godine, te u skladu sa članom 7. Poslovnika o radu Uprave Društva broj: 00.1-1.1-3579/15-2 od 25.06.2015. godine i broj: 00.1-1.1-7096/17-2 od 10.07.2017.godine, Izvršni direktor ID za investicije Upravi Društva na razmatranje dostavlja:</w:t>
       </w:r>
       <w:bookmarkEnd w:id="5"/>
     </w:p>
@@ -4076,7 +4076,7 @@
           <w:szCs w:val="21"/>
           <w:lang w:val="bs-Latn-BA" w:eastAsia="bs-Latn-BA"/>
         </w:rPr>
-        <w:t>P</w:t>
+        <w:t xml:space="preserve">P</w:t>
       </w:r>
       <w:r>
         <w:rPr>
@@ -4112,7 +4112,7 @@
           <w:szCs w:val="21"/>
           <w:lang w:val="bs-Latn-BA" w:eastAsia="bs-Latn-BA"/>
         </w:rPr>
-        <w:t>R</w:t>
+        <w:t xml:space="preserve">R</w:t>
       </w:r>
       <w:r>
         <w:rPr>
@@ -4148,7 +4148,7 @@
           <w:szCs w:val="21"/>
           <w:lang w:val="bs-Latn-BA" w:eastAsia="bs-Latn-BA"/>
         </w:rPr>
-        <w:t>I</w:t>
+        <w:t xml:space="preserve">I</w:t>
       </w:r>
       <w:r>
         <w:rPr>
@@ -4184,7 +4184,7 @@
           <w:szCs w:val="21"/>
           <w:lang w:val="bs-Latn-BA" w:eastAsia="bs-Latn-BA"/>
         </w:rPr>
-        <w:t>J</w:t>
+        <w:t xml:space="preserve">J</w:t>
       </w:r>
       <w:r>
         <w:rPr>
@@ -4208,7 +4208,7 @@
           <w:szCs w:val="21"/>
           <w:lang w:val="bs-Latn-BA" w:eastAsia="bs-Latn-BA"/>
         </w:rPr>
-        <w:t>E</w:t>
+        <w:t xml:space="preserve">E</w:t>
       </w:r>
       <w:r>
         <w:rPr>
@@ -4244,7 +4244,7 @@
           <w:szCs w:val="21"/>
           <w:lang w:val="bs-Latn-BA" w:eastAsia="bs-Latn-BA"/>
         </w:rPr>
-        <w:t>D</w:t>
+        <w:t xml:space="preserve">D</w:t>
       </w:r>
       <w:r>
         <w:rPr>
@@ -4280,7 +4280,7 @@
           <w:szCs w:val="21"/>
           <w:lang w:val="bs-Latn-BA" w:eastAsia="bs-Latn-BA"/>
         </w:rPr>
-        <w:t>L</w:t>
+        <w:t xml:space="preserve">L</w:t>
       </w:r>
       <w:r>
         <w:rPr>
@@ -4316,7 +4316,7 @@
           <w:szCs w:val="21"/>
           <w:lang w:val="bs-Latn-BA" w:eastAsia="bs-Latn-BA"/>
         </w:rPr>
-        <w:t>O</w:t>
+        <w:t xml:space="preserve">O</w:t>
       </w:r>
       <w:r>
         <w:rPr>
@@ -4352,7 +4352,7 @@
           <w:szCs w:val="21"/>
           <w:lang w:val="bs-Latn-BA" w:eastAsia="bs-Latn-BA"/>
         </w:rPr>
-        <w:t>G</w:t>
+        <w:t xml:space="preserve">G</w:t>
       </w:r>
       <w:r>
         <w:rPr>
@@ -4400,7 +4400,7 @@
           <w:szCs w:val="21"/>
           <w:lang w:val="bs-Latn-BA" w:eastAsia="bs-Latn-BA"/>
         </w:rPr>
-        <w:t>O</w:t>
+        <w:t xml:space="preserve">O</w:t>
       </w:r>
       <w:r>
         <w:rPr>
@@ -4436,7 +4436,7 @@
           <w:szCs w:val="21"/>
           <w:lang w:val="bs-Latn-BA" w:eastAsia="bs-Latn-BA"/>
         </w:rPr>
-        <w:t>D</w:t>
+        <w:t xml:space="preserve">D</w:t>
       </w:r>
       <w:r>
         <w:rPr>
@@ -4472,7 +4472,7 @@
           <w:szCs w:val="21"/>
           <w:lang w:val="bs-Latn-BA" w:eastAsia="bs-Latn-BA"/>
         </w:rPr>
-        <w:t>L</w:t>
+        <w:t xml:space="preserve">L</w:t>
       </w:r>
       <w:r>
         <w:rPr>
@@ -4508,7 +4508,7 @@
           <w:szCs w:val="21"/>
           <w:lang w:val="bs-Latn-BA" w:eastAsia="bs-Latn-BA"/>
         </w:rPr>
-        <w:t>U</w:t>
+        <w:t xml:space="preserve">U</w:t>
       </w:r>
       <w:r>
         <w:rPr>
@@ -4544,7 +4544,7 @@
           <w:szCs w:val="21"/>
           <w:lang w:val="bs-Latn-BA" w:eastAsia="bs-Latn-BA"/>
         </w:rPr>
-        <w:t>K</w:t>
+        <w:t xml:space="preserve">K</w:t>
       </w:r>
       <w:r>
         <w:rPr>
@@ -4580,7 +4580,7 @@
           <w:szCs w:val="21"/>
           <w:lang w:val="bs-Latn-BA" w:eastAsia="bs-Latn-BA"/>
         </w:rPr>
-        <w:t>E</w:t>
+        <w:t xml:space="preserve">E</w:t>
       </w:r>
     </w:p>
     <w:p>
@@ -4606,7 +4606,7 @@
           <w:szCs w:val="21"/>
           <w:lang w:val="bs-Latn-BA"/>
         </w:rPr>
-        <w:t>O ODOBRENJU SREDSTAVA ZA NABAVKU AUTONOMNOG HIBRIDNOG SISTEMA NAPAJANJA NA BAZNOJ STANICI SJEDNICA (BILEĆA)</w:t>
+        <w:t xml:space="preserve">O ODOBRENJU SREDSTAVA ZA NABAVKU AUTONOMNOG HIBRIDNOG SISTEMA NAPAJANJA NA BAZNOJ STANICI SJEDNICA (BILEĆA)</w:t>
       </w:r>
     </w:p>
     <w:p>
@@ -4632,7 +4632,7 @@
           <w:szCs w:val="21"/>
           <w:lang w:val="bs-Latn-BA"/>
         </w:rPr>
-        <w:t>I</w:t>
+        <w:t xml:space="preserve">I</w:t>
       </w:r>
     </w:p>
     <w:p>
@@ -4651,15 +4651,15 @@
           <w:sz w:val="21"/>
           <w:szCs w:val="21"/>
         </w:rPr>
-        <w:t>Odobravaju se sredstva za nabavku i instalaciju autonomnog hibridnog sistema napajanja na baznoj stanici Sjednica (Bileća), sa pratećim elektromontažnim i građevinskim radovima</w:t>
-      </w:r>
-      <w:r>
-        <w:rPr>
-          <w:noProof/>
-          <w:sz w:val="21"/>
-          <w:szCs w:val="21"/>
-        </w:rPr>
-        <w:t>sa podjelom na</w:t>
+        <w:t xml:space="preserve">Odobravaju se sredstva za nabavku i instalaciju autonomnog hibridnog sistema napajanja na baznoj stanici Sjednica (Bileća), sa pratećim elektromontažnim i građevinskim radovima</w:t>
+      </w:r>
+      <w:r>
+        <w:rPr>
+          <w:noProof/>
+          <w:sz w:val="21"/>
+          <w:szCs w:val="21"/>
+        </w:rPr>
+        <w:t xml:space="preserve">sa podjelom na</w:t>
       </w:r>
       <w:r>
         <w:rPr>
@@ -4691,7 +4691,7 @@
           <w:szCs w:val="21"/>
           <w:lang w:val="bs-Latn-BA" w:eastAsia="bs-Latn-BA"/>
         </w:rPr>
-        <w:t>LOT 1 – izgradnja temelja, isporuka i montaža nosača za fotonaponske panele (gound mount support) - 2 kpl,</w:t>
+        <w:t xml:space="preserve">LOT 1 – izgradnja temelja, isporuka i montaža nosača za fotonaponske panele (gound mount support) - 2 kpl,</w:t>
       </w:r>
     </w:p>
     <w:p>
@@ -4715,7 +4715,7 @@
           <w:szCs w:val="21"/>
           <w:lang w:val="bs-Latn-BA" w:eastAsia="bs-Latn-BA"/>
         </w:rPr>
-        <w:t>LOT 2 – isporuka i instalacija agregatskog postrojenja 22 kVA za montažu u kontejner sa spremnikom goriva 500 l, ožičenje, testiranje i puštanje u rad čitavog hibridnog sistema.</w:t>
+        <w:t xml:space="preserve">LOT 2 – isporuka i instalacija agregatskog postrojenja 22 kVA za montažu u kontejner sa spremnikom goriva 500 l, ožičenje, testiranje i puštanje u rad čitavog hibridnog sistema.</w:t>
       </w:r>
     </w:p>
     <w:p>
@@ -4739,7 +4739,7 @@
           <w:szCs w:val="21"/>
           <w:lang w:val="bs-Latn-BA"/>
         </w:rPr>
-        <w:t>II</w:t>
+        <w:t xml:space="preserve">II</w:t>
       </w:r>
     </w:p>
     <w:p>
@@ -4761,7 +4761,7 @@
           <w:szCs w:val="21"/>
           <w:lang w:val="bs-Latn-BA"/>
         </w:rPr>
-        <w:t>Predračunska vrijednost sredstava iz tačke I ove Odluke iznosi ukupno 50.000,00 KM (pedesethiljada konvertibilnih maraka) bez PDV-a, od čega se iznos od 15.000,00 KM odnosi na LOT 1a iznos od 35.000,00 KM na LOT 2 —Sredstva su finansijski raspoloživa u toku poslovne 2026. godine.</w:t>
+        <w:t xml:space="preserve">Predračunska vrijednost sredstava iz tačke I ove Odluke iznosi ukupno 50.000,00 KM (pedesethiljada konvertibilnih maraka) bez PDV-a, od čega se iznos od 15.000,00 KM odnosi na LOT 1a iznos od 35.000,00 KM na LOT 2 —Sredstva su finansijski raspoloživa u toku poslovne 2026. godine.</w:t>
       </w:r>
     </w:p>
     <w:p>
@@ -4785,7 +4785,7 @@
           <w:szCs w:val="21"/>
           <w:lang w:val="bs-Latn-BA"/>
         </w:rPr>
-        <w:t>III</w:t>
+        <w:t xml:space="preserve">III</w:t>
       </w:r>
     </w:p>
     <w:p>
@@ -4807,7 +4807,7 @@
           <w:szCs w:val="21"/>
           <w:lang w:val="bs-Latn-BA"/>
         </w:rPr>
-        <w:t>Sredstva za realizaciju ove Odluke predviđena su</w:t>
+        <w:t xml:space="preserve">Sredstva za realizaciju ove Odluke predviđena su</w:t>
       </w:r>
     </w:p>
     <w:p>
@@ -4841,7 +4841,7 @@
           <w:szCs w:val="21"/>
           <w:lang w:val="bs-Latn-BA"/>
         </w:rPr>
-        <w:t>01.01.2025. do 31.12.2027. godine, broj: 00.1-03-74251/25-5 od 24.10.2025. godine, str.27/67, Tabela 1.</w:t>
+        <w:t xml:space="preserve">01.01.2025. do 31.12.2027. godine, broj: 00.1-03-74251/25-5 od 24.10.2025. godine, str.27/67, Tabela 1.</w:t>
       </w:r>
     </w:p>
     <w:p>
@@ -4876,7 +4876,7 @@
           <w:highlight w:val="yellow"/>
           <w:lang w:val="bs-Latn-BA"/>
         </w:rPr>
-        <w:t>14/IP SIGURNOST, r.br. 14.6-18/PROJEKAT- ENERGETIKA I KLIMATIZACIJA, r.br. 18.1 – „Nadzor i upravljanje energetikom“, r.br.18.4-„ Agregatska postrojenja za RR čvorišta - nove lokacije”</w:t>
+        <w:t xml:space="preserve">14/IP SIGURNOST, r.br. 14.6-18/PROJEKAT- ENERGETIKA I KLIMATIZACIJA, r.br. 18.1 – „Nadzor i upravljanje energetikom“, r.br.18.4-„ Agregatska postrojenja za RR čvorišta - nove lokacije”</w:t>
       </w:r>
     </w:p>
     <w:p>
@@ -4899,7 +4899,7 @@
           <w:szCs w:val="21"/>
           <w:lang w:val="bs-Latn-BA"/>
         </w:rPr>
-        <w:t>IV</w:t>
+        <w:t xml:space="preserve">IV</w:t>
       </w:r>
     </w:p>
     <w:p>
@@ -4923,7 +4923,7 @@
           <w:szCs w:val="21"/>
           <w:lang w:val="bs-Latn-BA"/>
         </w:rPr>
-        <w:t>Rok za</w:t>
+        <w:t xml:space="preserve">Rok za</w:t>
       </w:r>
       <w:r>
         <w:rPr>
@@ -4945,40 +4945,40 @@
           <w:szCs w:val="21"/>
           <w:lang w:val="bs-Latn-BA"/>
         </w:rPr>
-        <w:t>realizaciju Odluke je 31.12.20</w:t>
-      </w:r>
-      <w:r>
-        <w:rPr>
-          <w:rFonts w:ascii="Arial" w:hAnsi="Arial" w:cs="Arial"/>
-          <w:b/>
-          <w:noProof/>
-          <w:sz w:val="21"/>
-          <w:szCs w:val="21"/>
-          <w:lang w:val="bs-Latn-BA"/>
-        </w:rPr>
-        <w:t>2</w:t>
-      </w:r>
-      <w:r>
-        <w:rPr>
-          <w:rFonts w:ascii="Arial" w:hAnsi="Arial" w:cs="Arial"/>
-          <w:b/>
-          <w:noProof/>
-          <w:sz w:val="21"/>
-          <w:szCs w:val="21"/>
-          <w:lang w:val="bs-Latn-BA"/>
-        </w:rPr>
-        <w:t>6</w:t>
-      </w:r>
-      <w:r>
-        <w:rPr>
-          <w:rFonts w:ascii="Arial" w:hAnsi="Arial" w:cs="Arial"/>
-          <w:b/>
-          <w:noProof/>
-          <w:sz w:val="21"/>
-          <w:szCs w:val="21"/>
-          <w:lang w:val="bs-Latn-BA"/>
-        </w:rPr>
-        <w:t>.</w:t>
+        <w:t xml:space="preserve">realizaciju Odluke je 31.12.20</w:t>
+      </w:r>
+      <w:r>
+        <w:rPr>
+          <w:rFonts w:ascii="Arial" w:hAnsi="Arial" w:cs="Arial"/>
+          <w:b/>
+          <w:noProof/>
+          <w:sz w:val="21"/>
+          <w:szCs w:val="21"/>
+          <w:lang w:val="bs-Latn-BA"/>
+        </w:rPr>
+        <w:t xml:space="preserve">2</w:t>
+      </w:r>
+      <w:r>
+        <w:rPr>
+          <w:rFonts w:ascii="Arial" w:hAnsi="Arial" w:cs="Arial"/>
+          <w:b/>
+          <w:noProof/>
+          <w:sz w:val="21"/>
+          <w:szCs w:val="21"/>
+          <w:lang w:val="bs-Latn-BA"/>
+        </w:rPr>
+        <w:t xml:space="preserve">6</w:t>
+      </w:r>
+      <w:r>
+        <w:rPr>
+          <w:rFonts w:ascii="Arial" w:hAnsi="Arial" w:cs="Arial"/>
+          <w:b/>
+          <w:noProof/>
+          <w:sz w:val="21"/>
+          <w:szCs w:val="21"/>
+          <w:lang w:val="bs-Latn-BA"/>
+        </w:rPr>
+        <w:t xml:space="preserve">.</w:t>
       </w:r>
       <w:r>
         <w:rPr>
@@ -5000,18 +5000,18 @@
           <w:szCs w:val="21"/>
           <w:lang w:val="bs-Latn-BA"/>
         </w:rPr>
-        <w:t>godine</w:t>
-      </w:r>
-      <w:r>
-        <w:rPr>
-          <w:rFonts w:ascii="Arial" w:hAnsi="Arial" w:cs="Arial"/>
-          <w:b/>
-          <w:noProof/>
-          <w:sz w:val="21"/>
-          <w:szCs w:val="21"/>
-          <w:lang w:val="bs-Latn-BA"/>
-        </w:rPr>
-        <w:t>.</w:t>
+        <w:t xml:space="preserve">godine</w:t>
+      </w:r>
+      <w:r>
+        <w:rPr>
+          <w:rFonts w:ascii="Arial" w:hAnsi="Arial" w:cs="Arial"/>
+          <w:b/>
+          <w:noProof/>
+          <w:sz w:val="21"/>
+          <w:szCs w:val="21"/>
+          <w:lang w:val="bs-Latn-BA"/>
+        </w:rPr>
+        <w:t xml:space="preserve">.</w:t>
       </w:r>
       <w:bookmarkEnd w:id="6"/>
     </w:p>
@@ -5036,7 +5036,7 @@
           <w:szCs w:val="21"/>
           <w:lang w:val="bs-Latn-BA"/>
         </w:rPr>
-        <w:t>V</w:t>
+        <w:t xml:space="preserve">V</w:t>
       </w:r>
     </w:p>
     <w:p>
@@ -5058,7 +5058,7 @@
           <w:szCs w:val="21"/>
           <w:lang w:val="bs-Latn-BA"/>
         </w:rPr>
-        <w:t>Za realizaciju ove Odluke zadužuje se Izvršni direktor Izvršne direkcije za investicije koji će svojim Rješenjem u saradnji sa  izvršnim direktorom Izvršne direkcije za tehnologiju i razvoj servisa precizirati zaduženja po tehnološkim procesima.</w:t>
+        <w:t xml:space="preserve">Za realizaciju ove Odluke zadužuje se Izvršni direktor Izvršne direkcije za investicije koji će svojim Rješenjem u saradnji sa  izvršnim direktorom Izvršne direkcije za tehnologiju i razvoj servisa precizirati zaduženja po tehnološkim procesima.</w:t>
       </w:r>
     </w:p>
     <w:p>
@@ -5082,7 +5082,7 @@
           <w:szCs w:val="21"/>
           <w:lang w:val="bs-Latn-BA"/>
         </w:rPr>
-        <w:t>VI</w:t>
+        <w:t xml:space="preserve">VI</w:t>
       </w:r>
     </w:p>
     <w:p>
@@ -5114,7 +5114,7 @@
           <w:szCs w:val="21"/>
           <w:lang w:val="bs-Latn-BA"/>
         </w:rPr>
-        <w:t>04.5.1-14</w:t>
+        <w:t xml:space="preserve">04.5.1-14</w:t>
       </w:r>
       <w:r>
         <w:rPr>
@@ -5125,7 +5125,7 @@
           <w:highlight w:val="yellow"/>
           <w:lang w:val="bs-Latn-BA"/>
         </w:rPr>
-        <w:t>-</w:t>
+        <w:t xml:space="preserve">-</w:t>
       </w:r>
       <w:r>
         <w:rPr>
@@ -5136,7 +5136,7 @@
           <w:highlight w:val="yellow"/>
           <w:lang w:val="bs-Latn-BA"/>
         </w:rPr>
-        <w:t>_______</w:t>
+        <w:t xml:space="preserve">_______</w:t>
       </w:r>
       <w:r>
         <w:rPr>
@@ -5147,7 +5147,7 @@
           <w:highlight w:val="yellow"/>
           <w:lang w:val="bs-Latn-BA"/>
         </w:rPr>
-        <w:t>/</w:t>
+        <w:t xml:space="preserve">/</w:t>
       </w:r>
       <w:r>
         <w:rPr>
@@ -5158,7 +5158,7 @@
           <w:highlight w:val="yellow"/>
           <w:lang w:val="bs-Latn-BA"/>
         </w:rPr>
-        <w:t>-1/</w:t>
+        <w:t xml:space="preserve">-1/</w:t>
       </w:r>
       <w:r>
         <w:rPr>
@@ -5169,7 +5169,7 @@
           <w:highlight w:val="yellow"/>
           <w:lang w:val="bs-Latn-BA"/>
         </w:rPr>
-        <w:t>2</w:t>
+        <w:t xml:space="preserve">2</w:t>
       </w:r>
       <w:r>
         <w:rPr>
@@ -5180,7 +5180,7 @@
           <w:highlight w:val="yellow"/>
           <w:lang w:val="bs-Latn-BA"/>
         </w:rPr>
-        <w:t>6</w:t>
+        <w:t xml:space="preserve">6</w:t>
       </w:r>
       <w:r>
         <w:rPr>
@@ -5202,7 +5202,7 @@
           <w:highlight w:val="yellow"/>
           <w:lang w:val="bs-Latn-BA"/>
         </w:rPr>
-        <w:t>__</w:t>
+        <w:t xml:space="preserve">__</w:t>
       </w:r>
       <w:r>
         <w:rPr>
@@ -5213,7 +5213,7 @@
           <w:highlight w:val="yellow"/>
           <w:lang w:val="bs-Latn-BA"/>
         </w:rPr>
-        <w:t>.</w:t>
+        <w:t xml:space="preserve">.</w:t>
       </w:r>
       <w:r>
         <w:rPr>
@@ -5224,7 +5224,7 @@
           <w:highlight w:val="yellow"/>
           <w:lang w:val="bs-Latn-BA"/>
         </w:rPr>
-        <w:t>__</w:t>
+        <w:t xml:space="preserve">__</w:t>
       </w:r>
       <w:r>
         <w:rPr>
@@ -5235,7 +5235,7 @@
           <w:highlight w:val="yellow"/>
           <w:lang w:val="bs-Latn-BA"/>
         </w:rPr>
-        <w:t>.20</w:t>
+        <w:t xml:space="preserve">.20</w:t>
       </w:r>
       <w:r>
         <w:rPr>
@@ -5246,7 +5246,7 @@
           <w:highlight w:val="yellow"/>
           <w:lang w:val="bs-Latn-BA"/>
         </w:rPr>
-        <w:t>2</w:t>
+        <w:t xml:space="preserve">2</w:t>
       </w:r>
       <w:r>
         <w:rPr>
@@ -5257,7 +5257,7 @@
           <w:highlight w:val="yellow"/>
           <w:lang w:val="bs-Latn-BA"/>
         </w:rPr>
-        <w:t>6</w:t>
+        <w:t xml:space="preserve">6</w:t>
       </w:r>
       <w:r>
         <w:rPr>
@@ -5268,7 +5268,7 @@
           <w:highlight w:val="yellow"/>
           <w:lang w:val="bs-Latn-BA"/>
         </w:rPr>
-        <w:t>.</w:t>
+        <w:t xml:space="preserve">.</w:t>
       </w:r>
       <w:r>
         <w:rPr>
@@ -5290,7 +5290,7 @@
           <w:highlight w:val="yellow"/>
           <w:lang w:val="bs-Latn-BA"/>
         </w:rPr>
-        <w:t>godine.</w:t>
+        <w:t xml:space="preserve">godine.</w:t>
       </w:r>
     </w:p>
     <w:p>
@@ -5318,7 +5318,7 @@
           <w:szCs w:val="21"/>
           <w:lang w:val="bs-Latn-BA"/>
         </w:rPr>
-        <w:t>VII</w:t>
+        <w:t xml:space="preserve">VII</w:t>
       </w:r>
     </w:p>
     <w:p>
@@ -5341,7 +5341,7 @@
           <w:szCs w:val="21"/>
           <w:lang w:val="bs-Latn-BA"/>
         </w:rPr>
-        <w:t>Odluka stupa na snagu sa danom donošenja.</w:t>
+        <w:t xml:space="preserve">Odluka stupa na snagu sa danom donošenja.</w:t>
       </w:r>
     </w:p>
     <w:p>
@@ -5423,7 +5423,7 @@
                                 <w:sz w:val="20"/>
                                 <w:szCs w:val="20"/>
                               </w:rPr>
-                              <w:t>DOSTAVITI:</w:t>
+                              <w:t xml:space="preserve">DOSTAVITI:</w:t>
                             </w:r>
                             <w:r>
                               <w:rPr>
@@ -5462,7 +5462,7 @@
                                 <w:sz w:val="20"/>
                                 <w:szCs w:val="20"/>
                               </w:rPr>
-                              <w:t>I</w:t>
+                              <w:t xml:space="preserve">I</w:t>
                             </w:r>
                             <w:r>
                               <w:rPr>
@@ -5470,7 +5470,7 @@
                                 <w:sz w:val="20"/>
                                 <w:szCs w:val="20"/>
                               </w:rPr>
-                              <w:t>nvesticije</w:t>
+                              <w:t xml:space="preserve">nvesticije</w:t>
                             </w:r>
                           </w:p>
                           <w:p>
@@ -5515,7 +5515,7 @@
                                 <w:sz w:val="20"/>
                                 <w:szCs w:val="20"/>
                               </w:rPr>
-                              <w:t>ID za PPUOLJR</w:t>
+                              <w:t xml:space="preserve">ID za PPUOLJR</w:t>
                             </w:r>
                           </w:p>
                           <w:p>
@@ -5538,7 +5538,7 @@
                                 <w:sz w:val="20"/>
                                 <w:szCs w:val="20"/>
                               </w:rPr>
-                              <w:t>ID za EFP</w:t>
+                              <w:t xml:space="preserve">ID za EFP</w:t>
                             </w:r>
                           </w:p>
                           <w:p/>
@@ -5579,7 +5579,7 @@
                           <w:sz w:val="20"/>
                           <w:szCs w:val="20"/>
                         </w:rPr>
-                        <w:t>DOSTAVITI:</w:t>
+                        <w:t xml:space="preserve">DOSTAVITI:</w:t>
                       </w:r>
                       <w:r>
                         <w:rPr>
@@ -5618,7 +5618,7 @@
                           <w:sz w:val="20"/>
                           <w:szCs w:val="20"/>
                         </w:rPr>
-                        <w:t>I</w:t>
+                        <w:t xml:space="preserve">I</w:t>
                       </w:r>
                       <w:r>
                         <w:rPr>
@@ -5626,7 +5626,7 @@
                           <w:sz w:val="20"/>
                           <w:szCs w:val="20"/>
                         </w:rPr>
-                        <w:t>nvesticije</w:t>
+                        <w:t xml:space="preserve">nvesticije</w:t>
                       </w:r>
                     </w:p>
                     <w:p>
@@ -5671,7 +5671,7 @@
                           <w:sz w:val="20"/>
                           <w:szCs w:val="20"/>
                         </w:rPr>
-                        <w:t>ID za PPUOLJR</w:t>
+                        <w:t xml:space="preserve">ID za PPUOLJR</w:t>
                       </w:r>
                     </w:p>
                     <w:p>
@@ -5694,7 +5694,7 @@
                           <w:sz w:val="20"/>
                           <w:szCs w:val="20"/>
                         </w:rPr>
-                        <w:t>ID za EFP</w:t>
+                        <w:t xml:space="preserve">ID za EFP</w:t>
                       </w:r>
                     </w:p>
                     <w:p/>
@@ -5737,7 +5737,7 @@
           <w:szCs w:val="21"/>
           <w:lang w:val="bs-Latn-BA"/>
         </w:rPr>
-        <w:t>IZVRŠNI DIREKTOR</w:t>
+        <w:t xml:space="preserve">IZVRŠNI DIREKTOR</w:t>
       </w:r>
     </w:p>
     <w:p>
@@ -5762,7 +5762,7 @@
           <w:szCs w:val="21"/>
           <w:lang w:val="bs-Latn-BA"/>
         </w:rPr>
-        <w:t>IZVRŠNE DIREKCIJE ZA INVESTICIJE</w:t>
+        <w:t xml:space="preserve">IZVRŠNE DIREKCIJE ZA INVESTICIJE</w:t>
       </w:r>
     </w:p>
     <w:p>
@@ -5787,7 +5787,7 @@
           <w:szCs w:val="21"/>
           <w:lang w:val="bs-Latn-BA"/>
         </w:rPr>
-        <w:t>______________________________</w:t>
+        <w:t xml:space="preserve">______________________________</w:t>
       </w:r>
     </w:p>
     <w:p>
@@ -5897,7 +5897,7 @@
           <w:lang w:val="bs-Latn-BA"/>
         </w:rPr>
         <w:lastRenderedPageBreak/>
-        <w:t>Broj: 04.5.1-14-</w:t>
+        <w:t xml:space="preserve">Broj: 04.5.1-14-</w:t>
       </w:r>
       <w:r>
         <w:rPr>
@@ -5920,29 +5920,29 @@
           <w:highlight w:val="yellow"/>
           <w:lang w:val="bs-Latn-BA"/>
         </w:rPr>
-        <w:t>_________</w:t>
-      </w:r>
-      <w:r>
-        <w:rPr>
-          <w:rFonts w:ascii="Arial" w:hAnsi="Arial" w:cs="Arial"/>
-          <w:b/>
-          <w:noProof/>
-          <w:sz w:val="21"/>
-          <w:szCs w:val="21"/>
-          <w:lang w:val="bs-Latn-BA"/>
-        </w:rPr>
-        <w:t>-1/2</w:t>
-      </w:r>
-      <w:r>
-        <w:rPr>
-          <w:rFonts w:ascii="Arial" w:hAnsi="Arial" w:cs="Arial"/>
-          <w:b/>
-          <w:noProof/>
-          <w:sz w:val="21"/>
-          <w:szCs w:val="21"/>
-          <w:lang w:val="bs-Latn-BA"/>
-        </w:rPr>
-        <w:t>6</w:t>
+        <w:t xml:space="preserve">_________</w:t>
+      </w:r>
+      <w:r>
+        <w:rPr>
+          <w:rFonts w:ascii="Arial" w:hAnsi="Arial" w:cs="Arial"/>
+          <w:b/>
+          <w:noProof/>
+          <w:sz w:val="21"/>
+          <w:szCs w:val="21"/>
+          <w:lang w:val="bs-Latn-BA"/>
+        </w:rPr>
+        <w:t xml:space="preserve">-1/2</w:t>
+      </w:r>
+      <w:r>
+        <w:rPr>
+          <w:rFonts w:ascii="Arial" w:hAnsi="Arial" w:cs="Arial"/>
+          <w:b/>
+          <w:noProof/>
+          <w:sz w:val="21"/>
+          <w:szCs w:val="21"/>
+          <w:lang w:val="bs-Latn-BA"/>
+        </w:rPr>
+        <w:t xml:space="preserve">6</w:t>
       </w:r>
     </w:p>
     <w:p>
@@ -5967,7 +5967,7 @@
           <w:szCs w:val="21"/>
           <w:lang w:val="bs-Latn-BA"/>
         </w:rPr>
-        <w:t>Sarajevo</w:t>
+        <w:t xml:space="preserve">Sarajevo</w:t>
       </w:r>
       <w:r>
         <w:rPr>
@@ -5991,7 +5991,7 @@
           <w:highlight w:val="yellow"/>
           <w:lang w:val="bs-Latn-BA"/>
         </w:rPr>
-        <w:t>__</w:t>
+        <w:t xml:space="preserve">__</w:t>
       </w:r>
       <w:r>
         <w:rPr>
@@ -6003,7 +6003,7 @@
           <w:highlight w:val="yellow"/>
           <w:lang w:val="bs-Latn-BA"/>
         </w:rPr>
-        <w:t>.</w:t>
+        <w:t xml:space="preserve">.</w:t>
       </w:r>
       <w:r>
         <w:rPr>
@@ -6015,7 +6015,7 @@
           <w:highlight w:val="yellow"/>
           <w:lang w:val="bs-Latn-BA"/>
         </w:rPr>
-        <w:t>__</w:t>
+        <w:t xml:space="preserve">__</w:t>
       </w:r>
       <w:r>
         <w:rPr>
@@ -6027,40 +6027,40 @@
           <w:highlight w:val="yellow"/>
           <w:lang w:val="bs-Latn-BA"/>
         </w:rPr>
-        <w:t>.</w:t>
-      </w:r>
-      <w:r>
-        <w:rPr>
-          <w:rFonts w:ascii="Arial" w:hAnsi="Arial" w:cs="Arial"/>
-          <w:b/>
-          <w:noProof/>
-          <w:sz w:val="21"/>
-          <w:szCs w:val="21"/>
-          <w:lang w:val="bs-Latn-BA"/>
-        </w:rPr>
-        <w:t>202</w:t>
-      </w:r>
-      <w:r>
-        <w:rPr>
-          <w:rFonts w:ascii="Arial" w:hAnsi="Arial" w:cs="Arial"/>
-          <w:b/>
-          <w:noProof/>
-          <w:sz w:val="21"/>
-          <w:szCs w:val="21"/>
-          <w:lang w:val="bs-Latn-BA"/>
-        </w:rPr>
-        <w:t>6</w:t>
-      </w:r>
-      <w:r>
-        <w:rPr>
-          <w:rFonts w:ascii="Arial" w:hAnsi="Arial" w:cs="Arial"/>
-          <w:b/>
-          <w:noProof/>
-          <w:sz w:val="21"/>
-          <w:szCs w:val="21"/>
-          <w:lang w:val="bs-Latn-BA"/>
-        </w:rPr>
-        <w:t>.godine</w:t>
+        <w:t xml:space="preserve">.</w:t>
+      </w:r>
+      <w:r>
+        <w:rPr>
+          <w:rFonts w:ascii="Arial" w:hAnsi="Arial" w:cs="Arial"/>
+          <w:b/>
+          <w:noProof/>
+          <w:sz w:val="21"/>
+          <w:szCs w:val="21"/>
+          <w:lang w:val="bs-Latn-BA"/>
+        </w:rPr>
+        <w:t xml:space="preserve">202</w:t>
+      </w:r>
+      <w:r>
+        <w:rPr>
+          <w:rFonts w:ascii="Arial" w:hAnsi="Arial" w:cs="Arial"/>
+          <w:b/>
+          <w:noProof/>
+          <w:sz w:val="21"/>
+          <w:szCs w:val="21"/>
+          <w:lang w:val="bs-Latn-BA"/>
+        </w:rPr>
+        <w:t xml:space="preserve">6</w:t>
+      </w:r>
+      <w:r>
+        <w:rPr>
+          <w:rFonts w:ascii="Arial" w:hAnsi="Arial" w:cs="Arial"/>
+          <w:b/>
+          <w:noProof/>
+          <w:sz w:val="21"/>
+          <w:szCs w:val="21"/>
+          <w:lang w:val="bs-Latn-BA"/>
+        </w:rPr>
+        <w:t xml:space="preserve">.godine</w:t>
       </w:r>
       <w:r>
         <w:rPr>
@@ -6097,7 +6097,7 @@
           <w:szCs w:val="21"/>
           <w:lang w:val="bs-Latn-BA"/>
         </w:rPr>
-        <w:t>ANEKS 2</w:t>
+        <w:t xml:space="preserve">ANEKS 2</w:t>
       </w:r>
     </w:p>
     <w:p>
@@ -6121,7 +6121,7 @@
           <w:szCs w:val="21"/>
           <w:lang w:val="bs-Latn-BA"/>
         </w:rPr>
-        <w:t>OBRAZLOŽENJE</w:t>
+        <w:t xml:space="preserve">OBRAZLOŽENJE</w:t>
       </w:r>
     </w:p>
     <w:p>
@@ -6147,7 +6147,7 @@
           <w:szCs w:val="21"/>
           <w:lang w:val="bs-Latn-BA"/>
         </w:rPr>
-        <w:t>PRIJEDLOGA ODLUKE O ODOBRENJU SREDSTAVA ZA NABAVKU AUTONOMNOG HIBRIDNOG SISTEMA NAPAJANJA NA BAZNOJ STANICI SJEDNICA (BILEĆA)</w:t>
+        <w:t xml:space="preserve">PRIJEDLOGA ODLUKE O ODOBRENJU SREDSTAVA ZA NABAVKU AUTONOMNOG HIBRIDNOG SISTEMA NAPAJANJA NA BAZNOJ STANICI SJEDNICA (BILEĆA)</w:t>
       </w:r>
     </w:p>
     <w:tbl>
@@ -6201,7 +6201,7 @@
                 <w:highlight w:val="lightGray"/>
                 <w:lang w:val="bs-Latn-BA" w:eastAsia="hr-HR"/>
               </w:rPr>
-              <w:t>Opšti planski dio</w:t>
+              <w:t xml:space="preserve">Opšti planski dio</w:t>
             </w:r>
           </w:p>
           <w:p>
@@ -6251,7 +6251,7 @@
                 <w:szCs w:val="21"/>
                 <w:lang w:val="bs-Latn-BA"/>
               </w:rPr>
-              <w:t>01.01.2025. do 31.12.2027. godine, broj: 00.1-03-74251/25-5 od 24.10.2025. godine, str.27/67, Tabela 1.</w:t>
+              <w:t xml:space="preserve">01.01.2025. do 31.12.2027. godine, broj: 00.1-03-74251/25-5 od 24.10.2025. godine, str.27/67, Tabela 1.</w:t>
             </w:r>
             <w:r>
               <w:rPr>
@@ -6295,7 +6295,7 @@
                 <w:highlight w:val="cyan"/>
                 <w:lang w:val="bs-Latn-BA"/>
               </w:rPr>
-              <w:t>18/PROJEKAT- ENERGETIKA I KLIMATIZACIJA, r.br.</w:t>
+              <w:t xml:space="preserve">18/PROJEKAT- ENERGETIKA I KLIMATIZACIJA, r.br.</w:t>
             </w:r>
             <w:r>
               <w:rPr>
@@ -6318,7 +6318,7 @@
                 <w:highlight w:val="cyan"/>
                 <w:lang w:val="bs-Latn-BA"/>
               </w:rPr>
-              <w:t>18.1 – „Nadzor i upravljanje energetikom“, r.br.18.4-„</w:t>
+              <w:t xml:space="preserve">18.1 – „Nadzor i upravljanje energetikom“, r.br.18.4-„</w:t>
             </w:r>
             <w:r>
               <w:rPr>
@@ -6341,7 +6341,7 @@
                 <w:highlight w:val="cyan"/>
                 <w:lang w:val="bs-Latn-BA"/>
               </w:rPr>
-              <w:t>Agregatska postrojenja za RR čvorišta - nove lokacije”</w:t>
+              <w:t xml:space="preserve">Agregatska postrojenja za RR čvorišta - nove lokacije”</w:t>
             </w:r>
           </w:p>
         </w:tc>
@@ -6388,7 +6388,7 @@
                 <w:highlight w:val="lightGray"/>
                 <w:lang w:val="bs-Latn-BA" w:eastAsia="hr-HR"/>
               </w:rPr>
-              <w:t>Predračunska vrijednost i na</w:t>
+              <w:t xml:space="preserve">Predračunska vrijednost i na</w:t>
             </w:r>
             <w:r>
               <w:rPr>
@@ -6400,7 +6400,7 @@
                 <w:highlight w:val="lightGray"/>
                 <w:lang w:val="bs-Latn-BA" w:eastAsia="hr-HR"/>
               </w:rPr>
-              <w:t>č</w:t>
+              <w:t xml:space="preserve">č</w:t>
             </w:r>
             <w:r>
               <w:rPr>
@@ -6412,7 +6412,7 @@
                 <w:highlight w:val="lightGray"/>
                 <w:lang w:val="bs-Latn-BA" w:eastAsia="hr-HR"/>
               </w:rPr>
-              <w:t>in procjene</w:t>
+              <w:t xml:space="preserve">in procjene</w:t>
             </w:r>
           </w:p>
           <w:p>
@@ -6431,7 +6431,7 @@
                 <w:sz w:val="21"/>
                 <w:szCs w:val="21"/>
               </w:rPr>
-              <w:t>Ukupna predračunska vrijednost sredstava iznosi 50.000,00 KM bez PDV-a (LOT 1 — 15.000,00 KM, LOT 2 — 35.000,00 KM), sa rokom realizacije Odluke do 31.12.2027. godine.</w:t>
+              <w:t xml:space="preserve">Ukupna predračunska vrijednost sredstava iznosi 50.000,00 KM bez PDV-a (LOT 1 — 15.000,00 KM, LOT 2 — 35.000,00 KM), sa rokom realizacije Odluke do 31.12.2027. godine.</w:t>
             </w:r>
           </w:p>
           <w:p>
@@ -6452,7 +6452,7 @@
                 <w:szCs w:val="21"/>
                 <w:lang w:eastAsia="zh-CN"/>
               </w:rPr>
-              <w:t>Navedena vrijednost je procijenjena na osnovu cijena iz prethodnih nabavki opreme ovog tipa, te na osnovu ispitivanja tržišta i informativnih ponuda prikupljenih putem RFI dokumenta „Autonomno napajanje za BS“ od 27.04.2026. godine. Ukupna procijenjena vrijednost nabavke iznosi 50.000,00 KM bez PDV-a, i to: LOT 1</w:t>
+              <w:t xml:space="preserve">Navedena vrijednost je procijenjena na osnovu cijena iz prethodnih nabavki opreme ovog tipa, te na osnovu ispitivanja tržišta i informativnih ponuda prikupljenih putem RFI dokumenta „Autonomno napajanje za BS“ od 27.04.2026. godine. Ukupna procijenjena vrijednost nabavke iznosi 50.000,00 KM bez PDV-a, i to: LOT 1</w:t>
             </w:r>
             <w:r>
               <w:rPr>
@@ -6472,7 +6472,7 @@
                 <w:szCs w:val="21"/>
                 <w:lang w:eastAsia="zh-CN"/>
               </w:rPr>
-              <w:t>15.000,00 KM</w:t>
+              <w:t xml:space="preserve">15.000,00 KM</w:t>
             </w:r>
             <w:r>
               <w:rPr>
@@ -6532,7 +6532,7 @@
                 <w:szCs w:val="21"/>
                 <w:lang w:val="bs-Latn-BA" w:eastAsia="hr-HR"/>
               </w:rPr>
-              <w:t>Postojeće stanje i razlozi nabavke</w:t>
+              <w:t xml:space="preserve">Postojeće stanje i razlozi nabavke</w:t>
             </w:r>
           </w:p>
           <w:p>
@@ -6556,7 +6556,7 @@
                 <w:szCs w:val="21"/>
                 <w:lang w:val="bs-Latn-BA"/>
               </w:rPr>
-              <w:t>Objekat</w:t>
+              <w:t xml:space="preserve">Objekat</w:t>
             </w:r>
             <w:r>
               <w:rPr>
@@ -6586,7 +6586,7 @@
                 <w:szCs w:val="21"/>
                 <w:lang w:val="bs-Latn-BA"/>
               </w:rPr>
-              <w:t>odabrana kao buduće RR čvorište preko kojeg se osigurava rad TK opreme na više lokacija uvezanih na predmetno čvorište.</w:t>
+              <w:t xml:space="preserve">odabrana kao buduće RR čvorište preko kojeg se osigurava rad TK opreme na više lokacija uvezanih na predmetno čvorište.</w:t>
             </w:r>
             <w:r>
               <w:rPr>
@@ -6606,7 +6606,7 @@
                 <w:szCs w:val="21"/>
                 <w:lang w:val="bs-Latn-BA"/>
               </w:rPr>
-              <w:t>Lokacija se nalazi na nadmorskoj visini od 1076 m, na koordinatama 42.9448° N, 18.3236° E.</w:t>
+              <w:t xml:space="preserve">Lokacija se nalazi na nadmorskoj visini od 1076 m, na koordinatama 42.9448° N, 18.3236° E.</w:t>
             </w:r>
             <w:r>
               <w:rPr>
@@ -6656,7 +6656,7 @@
                 <w:szCs w:val="21"/>
                 <w:lang w:val="bs-Latn-BA"/>
               </w:rPr>
-              <w:t>cjeline: temelj</w:t>
+              <w:t xml:space="preserve">cjeline: temelj</w:t>
             </w:r>
             <w:r>
               <w:rPr>
@@ -6696,7 +6696,7 @@
                 <w:szCs w:val="21"/>
                 <w:lang w:val="bs-Latn-BA"/>
               </w:rPr>
-              <w:t>ograda, antenski stub</w:t>
+              <w:t xml:space="preserve">ograda, antenski stub</w:t>
             </w:r>
             <w:r>
               <w:rPr>
@@ -6736,7 +6736,7 @@
                 <w:szCs w:val="21"/>
                 <w:lang w:val="bs-Latn-BA"/>
               </w:rPr>
-              <w:t>ispod stuba.</w:t>
+              <w:t xml:space="preserve">ispod stuba.</w:t>
             </w:r>
             <w:r>
               <w:rPr>
@@ -6757,17 +6757,17 @@
                 <w:vertAlign w:val="superscript"/>
                 <w:lang w:val="bs-Latn-BA"/>
               </w:rPr>
-              <w:t>2</w:t>
-            </w:r>
-            <w:r>
-              <w:rPr>
-                <w:rFonts w:ascii="Arial" w:hAnsi="Arial" w:cs="Arial"/>
-                <w:noProof/>
-                <w:sz w:val="21"/>
-                <w:szCs w:val="21"/>
-                <w:lang w:val="bs-Latn-BA"/>
-              </w:rPr>
-              <w:t>.</w:t>
+              <w:t xml:space="preserve">2</w:t>
+            </w:r>
+            <w:r>
+              <w:rPr>
+                <w:rFonts w:ascii="Arial" w:hAnsi="Arial" w:cs="Arial"/>
+                <w:noProof/>
+                <w:sz w:val="21"/>
+                <w:szCs w:val="21"/>
+                <w:lang w:val="bs-Latn-BA"/>
+              </w:rPr>
+              <w:t xml:space="preserve">.</w:t>
             </w:r>
           </w:p>
           <w:p>
@@ -6791,7 +6791,7 @@
                 <w:szCs w:val="21"/>
                 <w:lang w:val="bs-Latn-BA"/>
               </w:rPr>
-              <w:t>Objekat se</w:t>
+              <w:t xml:space="preserve">Objekat se</w:t>
             </w:r>
             <w:r>
               <w:rPr>
@@ -6811,7 +6811,7 @@
                 <w:szCs w:val="21"/>
                 <w:lang w:val="bs-Latn-BA"/>
               </w:rPr>
-              <w:t>m</w:t>
+              <w:t xml:space="preserve">m</w:t>
             </w:r>
             <w:r>
               <w:rPr>
@@ -6841,7 +6841,7 @@
                 <w:szCs w:val="21"/>
                 <w:lang w:val="bs-Latn-BA"/>
               </w:rPr>
-              <w:t>održavanje</w:t>
+              <w:t xml:space="preserve">održavanje</w:t>
             </w:r>
             <w:r>
               <w:rPr>
@@ -6861,7 +6861,7 @@
                 <w:szCs w:val="21"/>
                 <w:lang w:val="bs-Latn-BA"/>
               </w:rPr>
-              <w:t>u potpunosti nemoguće</w:t>
+              <w:t xml:space="preserve">u potpunosti nemoguće</w:t>
             </w:r>
             <w:r>
               <w:rPr>
@@ -6881,7 +6881,7 @@
                 <w:szCs w:val="21"/>
                 <w:lang w:val="bs-Latn-BA"/>
               </w:rPr>
-              <w:t>.</w:t>
+              <w:t xml:space="preserve">.</w:t>
             </w:r>
             <w:r>
               <w:rPr>
@@ -6901,7 +6901,7 @@
                 <w:szCs w:val="21"/>
                 <w:lang w:val="bs-Latn-BA"/>
               </w:rPr>
-              <w:t>,</w:t>
+              <w:t xml:space="preserve">,</w:t>
             </w:r>
             <w:r>
               <w:rPr>
@@ -6921,17 +6921,17 @@
                 <w:szCs w:val="21"/>
                 <w:lang w:val="bs-Latn-BA"/>
               </w:rPr>
-              <w:t>e</w:t>
-            </w:r>
-            <w:r>
-              <w:rPr>
-                <w:rFonts w:ascii="Arial" w:hAnsi="Arial" w:cs="Arial"/>
-                <w:noProof/>
-                <w:sz w:val="21"/>
-                <w:szCs w:val="21"/>
-                <w:lang w:val="bs-Latn-BA"/>
-              </w:rPr>
-              <w:t>) je veoma loš ili nepostojeći</w:t>
+              <w:t xml:space="preserve">e</w:t>
+            </w:r>
+            <w:r>
+              <w:rPr>
+                <w:rFonts w:ascii="Arial" w:hAnsi="Arial" w:cs="Arial"/>
+                <w:noProof/>
+                <w:sz w:val="21"/>
+                <w:szCs w:val="21"/>
+                <w:lang w:val="bs-Latn-BA"/>
+              </w:rPr>
+              <w:t xml:space="preserve">) je veoma loš ili nepostojeći</w:t>
             </w:r>
             <w:r>
               <w:rPr>
@@ -6951,7 +6951,7 @@
                 <w:szCs w:val="21"/>
                 <w:lang w:val="bs-Latn-BA"/>
               </w:rPr>
-              <w:t>.</w:t>
+              <w:t xml:space="preserve">.</w:t>
             </w:r>
             <w:r>
               <w:rPr>
@@ -6971,7 +6971,7 @@
                 <w:szCs w:val="21"/>
                 <w:lang w:val="bs-Latn-BA"/>
               </w:rPr>
-              <w:t>Realizacija nabavke se može ocijeniti PRIORITETNOM obzirom na eventualne uštede koje se očekuju kroz smanjenje zakupa</w:t>
+              <w:t xml:space="preserve">Realizacija nabavke se može ocijeniti PRIORITETNOM obzirom na eventualne uštede koje se očekuju kroz smanjenje zakupa</w:t>
             </w:r>
             <w:r>
               <w:rPr>
@@ -7051,7 +7051,7 @@
                 <w:szCs w:val="21"/>
                 <w:lang w:val="bs-Latn-BA"/>
               </w:rPr>
-              <w:t>.</w:t>
+              <w:t xml:space="preserve">.</w:t>
             </w:r>
           </w:p>
           <w:p>
@@ -7075,7 +7075,7 @@
                 <w:szCs w:val="21"/>
                 <w:lang w:val="bs-Latn-BA"/>
               </w:rPr>
-              <w:t>Ključna specifičnost lokacije je da ista</w:t>
+              <w:t xml:space="preserve">Ključna specifičnost lokacije je da ista</w:t>
             </w:r>
             <w:r>
               <w:rPr>
@@ -7105,7 +7105,7 @@
                 <w:szCs w:val="21"/>
                 <w:lang w:val="bs-Latn-BA"/>
               </w:rPr>
-              <w:t>niti se</w:t>
+              <w:t xml:space="preserve">niti se</w:t>
             </w:r>
             <w:r>
               <w:rPr>
@@ -7125,27 +7125,27 @@
                 <w:szCs w:val="21"/>
                 <w:lang w:val="bs-Latn-BA"/>
               </w:rPr>
-              <w:t>očekuje u narednom peri</w:t>
-            </w:r>
-            <w:r>
-              <w:rPr>
-                <w:rFonts w:ascii="Arial" w:hAnsi="Arial" w:cs="Arial"/>
-                <w:noProof/>
-                <w:sz w:val="21"/>
-                <w:szCs w:val="21"/>
-                <w:lang w:val="bs-Latn-BA"/>
-              </w:rPr>
-              <w:t>o</w:t>
-            </w:r>
-            <w:r>
-              <w:rPr>
-                <w:rFonts w:ascii="Arial" w:hAnsi="Arial" w:cs="Arial"/>
-                <w:noProof/>
-                <w:sz w:val="21"/>
-                <w:szCs w:val="21"/>
-                <w:lang w:val="bs-Latn-BA"/>
-              </w:rPr>
-              <w:t>du</w:t>
+              <w:t xml:space="preserve">očekuje u narednom peri</w:t>
+            </w:r>
+            <w:r>
+              <w:rPr>
+                <w:rFonts w:ascii="Arial" w:hAnsi="Arial" w:cs="Arial"/>
+                <w:noProof/>
+                <w:sz w:val="21"/>
+                <w:szCs w:val="21"/>
+                <w:lang w:val="bs-Latn-BA"/>
+              </w:rPr>
+              <w:t xml:space="preserve">o</w:t>
+            </w:r>
+            <w:r>
+              <w:rPr>
+                <w:rFonts w:ascii="Arial" w:hAnsi="Arial" w:cs="Arial"/>
+                <w:noProof/>
+                <w:sz w:val="21"/>
+                <w:szCs w:val="21"/>
+                <w:lang w:val="bs-Latn-BA"/>
+              </w:rPr>
+              <w:t xml:space="preserve">du</w:t>
             </w:r>
             <w:r>
               <w:rPr>
@@ -7165,7 +7165,7 @@
                 <w:szCs w:val="21"/>
                 <w:lang w:val="bs-Latn-BA"/>
               </w:rPr>
-              <w:t>Sektor za energetiku, ID TIRS cijeni da je izgradnja elektroenergetskog priključka moguća, ekonomski opravdana za očekivane uštede i prijeko potrebna za eventualnu klasifikaciju objekta kao RR/BS/MPLS čvorišta.</w:t>
+              <w:t xml:space="preserve">Sektor za energetiku, ID TIRS cijeni da je izgradnja elektroenergetskog priključka moguća, ekonomski opravdana za očekivane uštede i prijeko potrebna za eventualnu klasifikaciju objekta kao RR/BS/MPLS čvorišta.</w:t>
             </w:r>
           </w:p>
           <w:p>
@@ -7199,7 +7199,7 @@
                 <w:szCs w:val="21"/>
                 <w:lang w:val="bs-Latn-BA"/>
               </w:rPr>
-              <w:t>TK</w:t>
+              <w:t xml:space="preserve">TK</w:t>
             </w:r>
             <w:r>
               <w:rPr>
@@ -7259,7 +7259,7 @@
                 <w:szCs w:val="21"/>
                 <w:lang w:val="bs-Latn-BA"/>
               </w:rPr>
-              <w:t>RR i MPLS opremu smještenu</w:t>
+              <w:t xml:space="preserve">RR i MPLS opremu smještenu</w:t>
             </w:r>
             <w:r>
               <w:rPr>
@@ -7279,7 +7279,7 @@
                 <w:szCs w:val="21"/>
                 <w:lang w:val="bs-Latn-BA"/>
               </w:rPr>
-              <w:t>:</w:t>
+              <w:t xml:space="preserve">:</w:t>
             </w:r>
           </w:p>
           <w:p>
@@ -7306,7 +7306,7 @@
                 <w:szCs w:val="21"/>
                 <w:lang w:val="bs-Latn-BA"/>
               </w:rPr>
-              <w:t>u vanjskim ormarima (</w:t>
+              <w:t xml:space="preserve">u vanjskim ormarima (</w:t>
             </w:r>
             <w:r>
               <w:rPr>
@@ -7338,7 +7338,7 @@
                 <w:szCs w:val="21"/>
                 <w:lang w:val="bs-Latn-BA"/>
               </w:rPr>
-              <w:t>MTS9302A</w:t>
+              <w:t xml:space="preserve">MTS9302A</w:t>
             </w:r>
             <w:r>
               <w:rPr>
@@ -7368,7 +7368,7 @@
                 <w:szCs w:val="21"/>
                 <w:lang w:val="bs-Latn-BA"/>
               </w:rPr>
-              <w:t>)</w:t>
+              <w:t xml:space="preserve">)</w:t>
             </w:r>
           </w:p>
           <w:p>
@@ -7395,7 +7395,7 @@
                 <w:szCs w:val="21"/>
                 <w:lang w:val="bs-Latn-BA"/>
               </w:rPr>
-              <w:t>na stubu (</w:t>
+              <w:t xml:space="preserve">na stubu (</w:t>
             </w:r>
             <w:r>
               <w:rPr>
@@ -7415,17 +7415,17 @@
                 <w:szCs w:val="21"/>
                 <w:lang w:val="bs-Latn-BA"/>
               </w:rPr>
-              <w:t>RRU</w:t>
-            </w:r>
-            <w:r>
-              <w:rPr>
-                <w:rFonts w:ascii="Arial" w:hAnsi="Arial" w:cs="Arial"/>
-                <w:noProof/>
-                <w:sz w:val="21"/>
-                <w:szCs w:val="21"/>
-                <w:lang w:val="bs-Latn-BA"/>
-              </w:rPr>
-              <w:t>/MMU jedinice</w:t>
+              <w:t xml:space="preserve">RRU</w:t>
+            </w:r>
+            <w:r>
+              <w:rPr>
+                <w:rFonts w:ascii="Arial" w:hAnsi="Arial" w:cs="Arial"/>
+                <w:noProof/>
+                <w:sz w:val="21"/>
+                <w:szCs w:val="21"/>
+                <w:lang w:val="bs-Latn-BA"/>
+              </w:rPr>
+              <w:t xml:space="preserve">/MMU jedinice</w:t>
             </w:r>
             <w:r>
               <w:rPr>
@@ -7445,7 +7445,7 @@
                 <w:szCs w:val="21"/>
                 <w:lang w:val="bs-Latn-BA"/>
               </w:rPr>
-              <w:t>).</w:t>
+              <w:t xml:space="preserve">).</w:t>
             </w:r>
           </w:p>
           <w:p>
@@ -7468,7 +7468,7 @@
                 <w:szCs w:val="21"/>
                 <w:lang w:val="bs-Latn-BA"/>
               </w:rPr>
-              <w:t>Smještaj TK opreme u</w:t>
+              <w:t xml:space="preserve">Smještaj TK opreme u</w:t>
             </w:r>
             <w:r>
               <w:rPr>
@@ -7489,7 +7489,7 @@
                 <w:szCs w:val="21"/>
                 <w:lang w:val="bs-Latn-BA"/>
               </w:rPr>
-              <w:t>, tj.</w:t>
+              <w:t xml:space="preserve">, tj.</w:t>
             </w:r>
             <w:r>
               <w:rPr>
@@ -7509,7 +7509,7 @@
                 <w:szCs w:val="21"/>
                 <w:lang w:val="bs-Latn-BA"/>
               </w:rPr>
-              <w:t>e</w:t>
+              <w:t xml:space="preserve">e</w:t>
             </w:r>
             <w:r>
               <w:rPr>
@@ -7529,7 +7529,7 @@
                 <w:szCs w:val="21"/>
                 <w:lang w:val="bs-Latn-BA"/>
               </w:rPr>
-              <w:t>sa</w:t>
+              <w:t xml:space="preserve">sa</w:t>
             </w:r>
             <w:r>
               <w:rPr>
@@ -7549,7 +7549,7 @@
                 <w:szCs w:val="21"/>
                 <w:lang w:val="bs-Latn-BA"/>
               </w:rPr>
-              <w:t>om</w:t>
+              <w:t xml:space="preserve">om</w:t>
             </w:r>
             <w:r>
               <w:rPr>
@@ -7570,17 +7570,17 @@
                 <w:szCs w:val="21"/>
                 <w:lang w:val="bs-Latn-BA"/>
               </w:rPr>
-              <w:t>nije dozvoljen</w:t>
-            </w:r>
-            <w:r>
-              <w:rPr>
-                <w:rFonts w:ascii="Arial" w:hAnsi="Arial" w:cs="Arial"/>
-                <w:noProof/>
-                <w:sz w:val="21"/>
-                <w:szCs w:val="21"/>
-                <w:lang w:val="bs-Latn-BA"/>
-              </w:rPr>
-              <w:t>.</w:t>
+              <w:t xml:space="preserve">nije dozvoljen</w:t>
+            </w:r>
+            <w:r>
+              <w:rPr>
+                <w:rFonts w:ascii="Arial" w:hAnsi="Arial" w:cs="Arial"/>
+                <w:noProof/>
+                <w:sz w:val="21"/>
+                <w:szCs w:val="21"/>
+                <w:lang w:val="bs-Latn-BA"/>
+              </w:rPr>
+              <w:t xml:space="preserve">.</w:t>
             </w:r>
             <w:r>
               <w:rPr>
@@ -7600,7 +7600,7 @@
                 <w:szCs w:val="21"/>
                 <w:lang w:val="bs-Latn-BA"/>
               </w:rPr>
-              <w:t>Energetskim bilansom</w:t>
+              <w:t xml:space="preserve">Energetskim bilansom</w:t>
             </w:r>
             <w:r>
               <w:rPr>
@@ -7620,7 +7620,7 @@
                 <w:szCs w:val="21"/>
                 <w:lang w:val="bs-Latn-BA"/>
               </w:rPr>
-              <w:t>e predviđa autonomni hibridni</w:t>
+              <w:t xml:space="preserve">e predviđa autonomni hibridni</w:t>
             </w:r>
             <w:r>
               <w:rPr>
@@ -7680,7 +7680,7 @@
                 <w:szCs w:val="21"/>
                 <w:lang w:val="bs-Latn-BA"/>
               </w:rPr>
-              <w:t>(vršno</w:t>
+              <w:t xml:space="preserve">(vršno</w:t>
             </w:r>
             <w:r>
               <w:rPr>
@@ -7710,37 +7710,37 @@
                 <w:szCs w:val="21"/>
                 <w:lang w:val="bs-Latn-BA"/>
               </w:rPr>
-              <w:t>rezidualnu</w:t>
-            </w:r>
-            <w:r>
-              <w:rPr>
-                <w:rFonts w:ascii="Arial" w:hAnsi="Arial" w:cs="Arial"/>
-                <w:noProof/>
-                <w:sz w:val="21"/>
-                <w:szCs w:val="21"/>
-                <w:lang w:val="bs-Latn-BA"/>
-              </w:rPr>
-              <w:t>/</w:t>
-            </w:r>
-            <w:r>
-              <w:rPr>
-                <w:rFonts w:ascii="Arial" w:hAnsi="Arial" w:cs="Arial"/>
-                <w:noProof/>
-                <w:sz w:val="21"/>
-                <w:szCs w:val="21"/>
-                <w:lang w:val="bs-Latn-BA"/>
-              </w:rPr>
-              <w:t>pomoćnu opremu</w:t>
-            </w:r>
-            <w:r>
-              <w:rPr>
-                <w:rFonts w:ascii="Arial" w:hAnsi="Arial" w:cs="Arial"/>
-                <w:noProof/>
-                <w:sz w:val="21"/>
-                <w:szCs w:val="21"/>
-                <w:lang w:val="bs-Latn-BA"/>
-              </w:rPr>
-              <w:t>.</w:t>
+              <w:t xml:space="preserve">rezidualnu</w:t>
+            </w:r>
+            <w:r>
+              <w:rPr>
+                <w:rFonts w:ascii="Arial" w:hAnsi="Arial" w:cs="Arial"/>
+                <w:noProof/>
+                <w:sz w:val="21"/>
+                <w:szCs w:val="21"/>
+                <w:lang w:val="bs-Latn-BA"/>
+              </w:rPr>
+              <w:t xml:space="preserve">/</w:t>
+            </w:r>
+            <w:r>
+              <w:rPr>
+                <w:rFonts w:ascii="Arial" w:hAnsi="Arial" w:cs="Arial"/>
+                <w:noProof/>
+                <w:sz w:val="21"/>
+                <w:szCs w:val="21"/>
+                <w:lang w:val="bs-Latn-BA"/>
+              </w:rPr>
+              <w:t xml:space="preserve">pomoćnu opremu</w:t>
+            </w:r>
+            <w:r>
+              <w:rPr>
+                <w:rFonts w:ascii="Arial" w:hAnsi="Arial" w:cs="Arial"/>
+                <w:noProof/>
+                <w:sz w:val="21"/>
+                <w:szCs w:val="21"/>
+                <w:lang w:val="bs-Latn-BA"/>
+              </w:rPr>
+              <w:t xml:space="preserve">.</w:t>
             </w:r>
           </w:p>
           <w:p>
@@ -7764,7 +7764,7 @@
                 <w:szCs w:val="21"/>
                 <w:lang w:val="bs-Latn-BA"/>
               </w:rPr>
-              <w:t>Sistem napajanja predviđen je kao hibridni</w:t>
+              <w:t xml:space="preserve">Sistem napajanja predviđen je kao hibridni</w:t>
             </w:r>
             <w:r>
               <w:rPr>
@@ -7794,7 +7794,7 @@
                 <w:szCs w:val="21"/>
                 <w:lang w:val="bs-Latn-BA"/>
               </w:rPr>
-              <w:t>osnovnih</w:t>
+              <w:t xml:space="preserve">osnovnih</w:t>
             </w:r>
             <w:r>
               <w:rPr>
@@ -7814,7 +7814,7 @@
                 <w:szCs w:val="21"/>
                 <w:lang w:val="bs-Latn-BA"/>
               </w:rPr>
-              <w:t>:</w:t>
+              <w:t xml:space="preserve">:</w:t>
             </w:r>
           </w:p>
           <w:p>
@@ -7858,7 +7858,7 @@
                 <w:szCs w:val="21"/>
                 <w:lang w:val="bs-Latn-BA"/>
               </w:rPr>
-              <w:t>fotonaponski</w:t>
+              <w:t xml:space="preserve">fotonaponski</w:t>
             </w:r>
             <w:r>
               <w:rPr>
@@ -7909,7 +7909,7 @@
                 <w:szCs w:val="21"/>
                 <w:lang w:val="bs-Latn-BA"/>
               </w:rPr>
-              <w:t>iPV585-M2A</w:t>
+              <w:t xml:space="preserve">iPV585-M2A</w:t>
             </w:r>
             <w:r>
               <w:rPr>
@@ -7939,7 +7939,7 @@
                 <w:szCs w:val="21"/>
                 <w:lang w:val="bs-Latn-BA"/>
               </w:rPr>
-              <w:t>Wp</w:t>
+              <w:t xml:space="preserve">Wp</w:t>
             </w:r>
           </w:p>
           <w:p>
@@ -7973,7 +7973,7 @@
                 <w:szCs w:val="21"/>
                 <w:lang w:val="bs-Latn-BA"/>
               </w:rPr>
-              <w:t>baterijski sistem (LFP</w:t>
+              <w:t xml:space="preserve">baterijski sistem (LFP</w:t>
             </w:r>
             <w:r>
               <w:rPr>
@@ -7993,77 +7993,77 @@
                 <w:szCs w:val="21"/>
                 <w:lang w:val="bs-Latn-BA"/>
               </w:rPr>
-              <w:t>l</w:t>
-            </w:r>
-            <w:r>
-              <w:rPr>
-                <w:rFonts w:ascii="Arial" w:hAnsi="Arial" w:cs="Arial"/>
-                <w:noProof/>
-                <w:sz w:val="21"/>
-                <w:szCs w:val="21"/>
-                <w:lang w:val="bs-Latn-BA"/>
-              </w:rPr>
-              <w:t>itijum-</w:t>
-            </w:r>
-            <w:r>
-              <w:rPr>
-                <w:rFonts w:ascii="Arial" w:hAnsi="Arial" w:cs="Arial"/>
-                <w:noProof/>
-                <w:sz w:val="21"/>
-                <w:szCs w:val="21"/>
-                <w:lang w:val="bs-Latn-BA"/>
-              </w:rPr>
-              <w:t>ž</w:t>
-            </w:r>
-            <w:r>
-              <w:rPr>
-                <w:rFonts w:ascii="Arial" w:hAnsi="Arial" w:cs="Arial"/>
-                <w:noProof/>
-                <w:sz w:val="21"/>
-                <w:szCs w:val="21"/>
-                <w:lang w:val="bs-Latn-BA"/>
-              </w:rPr>
-              <w:t>eljezo-</w:t>
-            </w:r>
-            <w:r>
-              <w:rPr>
-                <w:rFonts w:ascii="Arial" w:hAnsi="Arial" w:cs="Arial"/>
-                <w:noProof/>
-                <w:sz w:val="21"/>
-                <w:szCs w:val="21"/>
-                <w:lang w:val="bs-Latn-BA"/>
-              </w:rPr>
-              <w:t>f</w:t>
-            </w:r>
-            <w:r>
-              <w:rPr>
-                <w:rFonts w:ascii="Arial" w:hAnsi="Arial" w:cs="Arial"/>
-                <w:noProof/>
-                <w:sz w:val="21"/>
-                <w:szCs w:val="21"/>
-                <w:lang w:val="bs-Latn-BA"/>
-              </w:rPr>
-              <w:t>osfatn</w:t>
-            </w:r>
-            <w:r>
-              <w:rPr>
-                <w:rFonts w:ascii="Arial" w:hAnsi="Arial" w:cs="Arial"/>
-                <w:noProof/>
-                <w:sz w:val="21"/>
-                <w:szCs w:val="21"/>
-                <w:lang w:val="bs-Latn-BA"/>
-              </w:rPr>
-              <w:t>a</w:t>
-            </w:r>
-            <w:r>
-              <w:rPr>
-                <w:rFonts w:ascii="Arial" w:hAnsi="Arial" w:cs="Arial"/>
-                <w:noProof/>
-                <w:sz w:val="21"/>
-                <w:szCs w:val="21"/>
-                <w:lang w:val="bs-Latn-BA"/>
-              </w:rPr>
-              <w:t>)</w:t>
+              <w:t xml:space="preserve">l</w:t>
+            </w:r>
+            <w:r>
+              <w:rPr>
+                <w:rFonts w:ascii="Arial" w:hAnsi="Arial" w:cs="Arial"/>
+                <w:noProof/>
+                <w:sz w:val="21"/>
+                <w:szCs w:val="21"/>
+                <w:lang w:val="bs-Latn-BA"/>
+              </w:rPr>
+              <w:t xml:space="preserve">itijum-</w:t>
+            </w:r>
+            <w:r>
+              <w:rPr>
+                <w:rFonts w:ascii="Arial" w:hAnsi="Arial" w:cs="Arial"/>
+                <w:noProof/>
+                <w:sz w:val="21"/>
+                <w:szCs w:val="21"/>
+                <w:lang w:val="bs-Latn-BA"/>
+              </w:rPr>
+              <w:t xml:space="preserve">ž</w:t>
+            </w:r>
+            <w:r>
+              <w:rPr>
+                <w:rFonts w:ascii="Arial" w:hAnsi="Arial" w:cs="Arial"/>
+                <w:noProof/>
+                <w:sz w:val="21"/>
+                <w:szCs w:val="21"/>
+                <w:lang w:val="bs-Latn-BA"/>
+              </w:rPr>
+              <w:t xml:space="preserve">eljezo-</w:t>
+            </w:r>
+            <w:r>
+              <w:rPr>
+                <w:rFonts w:ascii="Arial" w:hAnsi="Arial" w:cs="Arial"/>
+                <w:noProof/>
+                <w:sz w:val="21"/>
+                <w:szCs w:val="21"/>
+                <w:lang w:val="bs-Latn-BA"/>
+              </w:rPr>
+              <w:t xml:space="preserve">f</w:t>
+            </w:r>
+            <w:r>
+              <w:rPr>
+                <w:rFonts w:ascii="Arial" w:hAnsi="Arial" w:cs="Arial"/>
+                <w:noProof/>
+                <w:sz w:val="21"/>
+                <w:szCs w:val="21"/>
+                <w:lang w:val="bs-Latn-BA"/>
+              </w:rPr>
+              <w:t xml:space="preserve">osfatn</w:t>
+            </w:r>
+            <w:r>
+              <w:rPr>
+                <w:rFonts w:ascii="Arial" w:hAnsi="Arial" w:cs="Arial"/>
+                <w:noProof/>
+                <w:sz w:val="21"/>
+                <w:szCs w:val="21"/>
+                <w:lang w:val="bs-Latn-BA"/>
+              </w:rPr>
+              <w:t xml:space="preserve">a</w:t>
+            </w:r>
+            <w:r>
+              <w:rPr>
+                <w:rFonts w:ascii="Arial" w:hAnsi="Arial" w:cs="Arial"/>
+                <w:noProof/>
+                <w:sz w:val="21"/>
+                <w:szCs w:val="21"/>
+                <w:lang w:val="bs-Latn-BA"/>
+              </w:rPr>
+              <w:t xml:space="preserve">)</w:t>
             </w:r>
             <w:r>
               <w:rPr>
@@ -8083,7 +8083,7 @@
                 <w:szCs w:val="21"/>
                 <w:lang w:val="bs-Latn-BA"/>
               </w:rPr>
-              <w:t>, DoD min. 85%</w:t>
+              <w:t xml:space="preserve">, DoD min. 85%</w:t>
             </w:r>
             <w:r>
               <w:rPr>
@@ -8113,17 +8113,17 @@
                 <w:szCs w:val="21"/>
                 <w:lang w:val="bs-Latn-BA"/>
               </w:rPr>
-              <w:t>, smješten u zasebnom outdoor ormaru sa solarnim punjačima</w:t>
-            </w:r>
-            <w:r>
-              <w:rPr>
-                <w:rFonts w:ascii="Arial" w:hAnsi="Arial" w:cs="Arial"/>
-                <w:noProof/>
-                <w:sz w:val="21"/>
-                <w:szCs w:val="21"/>
-                <w:lang w:val="bs-Latn-BA"/>
-              </w:rPr>
-              <w:t xml:space="preserve"> i ispravljačima </w:t>
+              <w:t xml:space="preserve">, smješten u zasebnom outdoor ormaru sa solarnim punjačima</w:t>
+            </w:r>
+            <w:r>
+              <w:rPr>
+                <w:rFonts w:ascii="Arial" w:hAnsi="Arial" w:cs="Arial"/>
+                <w:noProof/>
+                <w:sz w:val="21"/>
+                <w:szCs w:val="21"/>
+                <w:lang w:val="bs-Latn-BA"/>
+              </w:rPr>
+              <w:t xml:space="preserve"> i ispravljačima Huawei ICC330-H1 + MTS9302 ili kompatibilnim sistemom</w:t>
             </w:r>
             <w:r>
               <w:rPr>
@@ -8134,17 +8134,17 @@
                 <w:szCs w:val="21"/>
                 <w:lang w:val="bs-Latn-BA"/>
               </w:rPr>
-              <w:t>Huawei PowerCube 1000, tip ICC360-HA1-C1</w:t>
-            </w:r>
-            <w:r>
-              <w:rPr>
-                <w:rFonts w:ascii="Arial" w:hAnsi="Arial" w:cs="Arial"/>
-                <w:noProof/>
-                <w:sz w:val="21"/>
-                <w:szCs w:val="21"/>
-                <w:lang w:val="bs-Latn-BA"/>
-              </w:rPr>
-              <w:t>.</w:t>
+              <w:t xml:space="preserve"/>
+            </w:r>
+            <w:r>
+              <w:rPr>
+                <w:rFonts w:ascii="Arial" w:hAnsi="Arial" w:cs="Arial"/>
+                <w:noProof/>
+                <w:sz w:val="21"/>
+                <w:szCs w:val="21"/>
+                <w:lang w:val="bs-Latn-BA"/>
+              </w:rPr>
+              <w:t xml:space="preserve">.</w:t>
             </w:r>
           </w:p>
           <w:p>
@@ -8178,7 +8178,7 @@
                 <w:szCs w:val="21"/>
                 <w:lang w:val="bs-Latn-BA"/>
               </w:rPr>
-              <w:t>dizel električni agregat</w:t>
+              <w:t xml:space="preserve">dizel električni agregat</w:t>
             </w:r>
             <w:r>
               <w:rPr>
@@ -8198,7 +8198,7 @@
                 <w:szCs w:val="21"/>
                 <w:lang w:val="bs-Latn-BA"/>
               </w:rPr>
-              <w:t>,</w:t>
+              <w:t xml:space="preserve">,</w:t>
             </w:r>
             <w:r>
               <w:rPr>
@@ -8228,7 +8228,7 @@
                 <w:szCs w:val="21"/>
                 <w:lang w:val="bs-Latn-BA"/>
               </w:rPr>
-              <w:t>DEA napaja ispravljače.</w:t>
+              <w:t xml:space="preserve">DEA napaja ispravljače.</w:t>
             </w:r>
           </w:p>
           <w:p>
@@ -8253,7 +8253,7 @@
                 <w:lang w:val="bs-Latn-BA"/>
               </w:rPr>
               <w:lastRenderedPageBreak/>
-              <w:t>Oprema primarnog izvora (</w:t>
+              <w:t xml:space="preserve">Oprema primarnog izvora (</w:t>
             </w:r>
             <w:r>
               <w:rPr>
@@ -8264,17 +8264,17 @@
                 <w:szCs w:val="21"/>
                 <w:lang w:val="bs-Latn-BA"/>
               </w:rPr>
-              <w:t>iPV585-M2A</w:t>
-            </w:r>
-            <w:r>
-              <w:rPr>
-                <w:rFonts w:ascii="Arial" w:hAnsi="Arial" w:cs="Arial"/>
-                <w:noProof/>
-                <w:sz w:val="21"/>
-                <w:szCs w:val="21"/>
-                <w:lang w:val="bs-Latn-BA"/>
-              </w:rPr>
-              <w:t>)</w:t>
+              <w:t xml:space="preserve">iPV585-M2A</w:t>
+            </w:r>
+            <w:r>
+              <w:rPr>
+                <w:rFonts w:ascii="Arial" w:hAnsi="Arial" w:cs="Arial"/>
+                <w:noProof/>
+                <w:sz w:val="21"/>
+                <w:szCs w:val="21"/>
+                <w:lang w:val="bs-Latn-BA"/>
+              </w:rPr>
+              <w:t xml:space="preserve">)</w:t>
             </w:r>
             <w:r>
               <w:rPr>
@@ -8294,7 +8294,7 @@
                 <w:szCs w:val="21"/>
                 <w:lang w:val="bs-Latn-BA"/>
               </w:rPr>
-              <w:t>sekundarnog izvora (</w:t>
+              <w:t xml:space="preserve">sekundarnog izvora (</w:t>
             </w:r>
             <w:r>
               <w:rPr>
@@ -8305,17 +8305,17 @@
                 <w:szCs w:val="21"/>
                 <w:lang w:val="bs-Latn-BA"/>
               </w:rPr>
-              <w:t>ICC360-HA1-C1</w:t>
-            </w:r>
-            <w:r>
-              <w:rPr>
-                <w:rFonts w:ascii="Arial" w:hAnsi="Arial" w:cs="Arial"/>
-                <w:noProof/>
-                <w:sz w:val="21"/>
-                <w:szCs w:val="21"/>
-                <w:lang w:val="bs-Latn-BA"/>
-              </w:rPr>
-              <w:t>)</w:t>
+              <w:t xml:space="preserve">ICC360-HA1-C1</w:t>
+            </w:r>
+            <w:r>
+              <w:rPr>
+                <w:rFonts w:ascii="Arial" w:hAnsi="Arial" w:cs="Arial"/>
+                <w:noProof/>
+                <w:sz w:val="21"/>
+                <w:szCs w:val="21"/>
+                <w:lang w:val="bs-Latn-BA"/>
+              </w:rPr>
+              <w:t xml:space="preserve">)</w:t>
             </w:r>
             <w:r>
               <w:rPr>
@@ -8345,7 +8345,7 @@
                 <w:szCs w:val="21"/>
                 <w:lang w:val="bs-Latn-BA"/>
               </w:rPr>
-              <w:t>(</w:t>
+              <w:t xml:space="preserve">(</w:t>
             </w:r>
             <w:r>
               <w:rPr>
@@ -8356,17 +8356,17 @@
                 <w:szCs w:val="21"/>
                 <w:lang w:val="bs-Latn-BA"/>
               </w:rPr>
-              <w:t>MTS9302A</w:t>
-            </w:r>
-            <w:r>
-              <w:rPr>
-                <w:rFonts w:ascii="Arial" w:hAnsi="Arial" w:cs="Arial"/>
-                <w:noProof/>
-                <w:sz w:val="21"/>
-                <w:szCs w:val="21"/>
-                <w:lang w:val="bs-Latn-BA"/>
-              </w:rPr>
-              <w:t>)</w:t>
+              <w:t xml:space="preserve">MTS9302A</w:t>
+            </w:r>
+            <w:r>
+              <w:rPr>
+                <w:rFonts w:ascii="Arial" w:hAnsi="Arial" w:cs="Arial"/>
+                <w:noProof/>
+                <w:sz w:val="21"/>
+                <w:szCs w:val="21"/>
+                <w:lang w:val="bs-Latn-BA"/>
+              </w:rPr>
+              <w:t xml:space="preserve">)</w:t>
             </w:r>
             <w:r>
               <w:rPr>
@@ -8386,7 +8386,7 @@
                 <w:szCs w:val="21"/>
                 <w:lang w:val="bs-Latn-BA"/>
               </w:rPr>
-              <w:t>je</w:t>
+              <w:t xml:space="preserve">je</w:t>
             </w:r>
             <w:r>
               <w:rPr>
@@ -8406,7 +8406,7 @@
                 <w:szCs w:val="21"/>
                 <w:lang w:val="bs-Latn-BA"/>
               </w:rPr>
-              <w:t>se</w:t>
+              <w:t xml:space="preserve">se</w:t>
             </w:r>
             <w:r>
               <w:rPr>
@@ -8466,7 +8466,7 @@
                 <w:szCs w:val="21"/>
                 <w:lang w:val="bs-Latn-BA"/>
               </w:rPr>
-              <w:t>sistemom</w:t>
+              <w:t xml:space="preserve">sistemom</w:t>
             </w:r>
             <w:r>
               <w:rPr>
@@ -8516,7 +8516,7 @@
                 <w:szCs w:val="21"/>
                 <w:lang w:val="bs-Latn-BA"/>
               </w:rPr>
-              <w:t>u</w:t>
+              <w:t xml:space="preserve">u</w:t>
             </w:r>
             <w:r>
               <w:rPr>
@@ -8546,7 +8546,7 @@
                 <w:szCs w:val="21"/>
                 <w:lang w:val="bs-Latn-BA"/>
               </w:rPr>
-              <w:t>tekućih</w:t>
+              <w:t xml:space="preserve">tekućih</w:t>
             </w:r>
             <w:r>
               <w:rPr>
@@ -8576,17 +8576,17 @@
                 <w:szCs w:val="21"/>
                 <w:lang w:val="bs-Latn-BA"/>
               </w:rPr>
-              <w:t>proširenj</w:t>
-            </w:r>
-            <w:r>
-              <w:rPr>
-                <w:rFonts w:ascii="Arial" w:hAnsi="Arial" w:cs="Arial"/>
-                <w:noProof/>
-                <w:sz w:val="21"/>
-                <w:szCs w:val="21"/>
-                <w:lang w:val="bs-Latn-BA"/>
-              </w:rPr>
-              <w:t>a</w:t>
+              <w:t xml:space="preserve">proširenj</w:t>
+            </w:r>
+            <w:r>
+              <w:rPr>
+                <w:rFonts w:ascii="Arial" w:hAnsi="Arial" w:cs="Arial"/>
+                <w:noProof/>
+                <w:sz w:val="21"/>
+                <w:szCs w:val="21"/>
+                <w:lang w:val="bs-Latn-BA"/>
+              </w:rPr>
+              <w:t xml:space="preserve">a</w:t>
             </w:r>
             <w:r>
               <w:rPr>
@@ -8606,7 +8606,7 @@
                 <w:szCs w:val="21"/>
                 <w:lang w:val="bs-Latn-BA"/>
               </w:rPr>
-              <w:t>istupne infrastrukture</w:t>
+              <w:t xml:space="preserve">istupne infrastrukture</w:t>
             </w:r>
             <w:r>
               <w:rPr>
@@ -8626,7 +8626,7 @@
                 <w:szCs w:val="21"/>
                 <w:lang w:val="bs-Latn-BA"/>
               </w:rPr>
-              <w:t>.</w:t>
+              <w:t xml:space="preserve">.</w:t>
             </w:r>
             <w:r>
               <w:rPr>
@@ -8660,17 +8660,17 @@
                 <w:szCs w:val="21"/>
                 <w:lang w:val="bs-Latn-BA"/>
               </w:rPr>
-              <w:t>Projektn</w:t>
-            </w:r>
-            <w:r>
-              <w:rPr>
-                <w:rFonts w:ascii="Arial" w:hAnsi="Arial" w:cs="Arial"/>
-                <w:noProof/>
-                <w:sz w:val="21"/>
-                <w:szCs w:val="21"/>
-                <w:lang w:val="bs-Latn-BA"/>
-              </w:rPr>
-              <w:t>im</w:t>
+              <w:t xml:space="preserve">Projektn</w:t>
+            </w:r>
+            <w:r>
+              <w:rPr>
+                <w:rFonts w:ascii="Arial" w:hAnsi="Arial" w:cs="Arial"/>
+                <w:noProof/>
+                <w:sz w:val="21"/>
+                <w:szCs w:val="21"/>
+                <w:lang w:val="bs-Latn-BA"/>
+              </w:rPr>
+              <w:t xml:space="preserve">im</w:t>
             </w:r>
             <w:r>
               <w:rPr>
@@ -8690,7 +8690,7 @@
                 <w:szCs w:val="21"/>
                 <w:lang w:val="bs-Latn-BA"/>
               </w:rPr>
-              <w:t>om</w:t>
+              <w:t xml:space="preserve">om</w:t>
             </w:r>
             <w:r>
               <w:rPr>
@@ -8710,47 +8710,47 @@
                 <w:szCs w:val="21"/>
                 <w:lang w:val="bs-Latn-BA"/>
               </w:rPr>
-              <w:t>om</w:t>
-            </w:r>
-            <w:r>
-              <w:rPr>
-                <w:rFonts w:ascii="Arial" w:hAnsi="Arial" w:cs="Arial"/>
-                <w:noProof/>
-                <w:sz w:val="21"/>
-                <w:szCs w:val="21"/>
-                <w:lang w:val="bs-Latn-BA"/>
-              </w:rPr>
-              <w:t>, maksimalno dozvoljeno godišnje vrijeme rada dizel električnog agregata iznosi 250 h (standby režim prema ISO 8528</w:t>
-            </w:r>
-            <w:r>
-              <w:rPr>
-                <w:rFonts w:ascii="Arial" w:hAnsi="Arial" w:cs="Arial"/>
-                <w:noProof/>
-                <w:sz w:val="21"/>
-                <w:szCs w:val="21"/>
-                <w:lang w:val="bs-Latn-BA"/>
-              </w:rPr>
-              <w:t>-3</w:t>
-            </w:r>
-            <w:r>
-              <w:rPr>
-                <w:rFonts w:ascii="Arial" w:hAnsi="Arial" w:cs="Arial"/>
-                <w:noProof/>
-                <w:sz w:val="21"/>
-                <w:szCs w:val="21"/>
-                <w:lang w:val="bs-Latn-BA"/>
-              </w:rPr>
-              <w:t>), zbog čega je sistem dimenzionisa</w:t>
-            </w:r>
-            <w:r>
-              <w:rPr>
-                <w:rFonts w:ascii="Arial" w:hAnsi="Arial" w:cs="Arial"/>
-                <w:noProof/>
-                <w:sz w:val="21"/>
-                <w:szCs w:val="21"/>
-                <w:lang w:val="bs-Latn-BA"/>
-              </w:rPr>
-              <w:t>n</w:t>
+              <w:t xml:space="preserve">om</w:t>
+            </w:r>
+            <w:r>
+              <w:rPr>
+                <w:rFonts w:ascii="Arial" w:hAnsi="Arial" w:cs="Arial"/>
+                <w:noProof/>
+                <w:sz w:val="21"/>
+                <w:szCs w:val="21"/>
+                <w:lang w:val="bs-Latn-BA"/>
+              </w:rPr>
+              <w:t xml:space="preserve">, maksimalno dozvoljeno godišnje vrijeme rada dizel električnog agregata iznosi 250 h (standby režim prema ISO 8528</w:t>
+            </w:r>
+            <w:r>
+              <w:rPr>
+                <w:rFonts w:ascii="Arial" w:hAnsi="Arial" w:cs="Arial"/>
+                <w:noProof/>
+                <w:sz w:val="21"/>
+                <w:szCs w:val="21"/>
+                <w:lang w:val="bs-Latn-BA"/>
+              </w:rPr>
+              <w:t xml:space="preserve">-3</w:t>
+            </w:r>
+            <w:r>
+              <w:rPr>
+                <w:rFonts w:ascii="Arial" w:hAnsi="Arial" w:cs="Arial"/>
+                <w:noProof/>
+                <w:sz w:val="21"/>
+                <w:szCs w:val="21"/>
+                <w:lang w:val="bs-Latn-BA"/>
+              </w:rPr>
+              <w:t xml:space="preserve">), zbog čega je sistem dimenzionisa</w:t>
+            </w:r>
+            <w:r>
+              <w:rPr>
+                <w:rFonts w:ascii="Arial" w:hAnsi="Arial" w:cs="Arial"/>
+                <w:noProof/>
+                <w:sz w:val="21"/>
+                <w:szCs w:val="21"/>
+                <w:lang w:val="bs-Latn-BA"/>
+              </w:rPr>
+              <w:t xml:space="preserve">n</w:t>
             </w:r>
             <w:r>
               <w:rPr>
@@ -8780,7 +8780,7 @@
                 <w:szCs w:val="21"/>
                 <w:lang w:val="bs-Latn-BA"/>
               </w:rPr>
-              <w:t>u vrijeme uzastopnih dana bez osunčanosti</w:t>
+              <w:t xml:space="preserve">u vrijeme uzastopnih dana bez osunčanosti</w:t>
             </w:r>
             <w:r>
               <w:rPr>
@@ -8810,7 +8810,7 @@
                 <w:szCs w:val="21"/>
                 <w:lang w:val="bs-Latn-BA"/>
               </w:rPr>
-              <w:t>dok</w:t>
+              <w:t xml:space="preserve">dok</w:t>
             </w:r>
             <w:r>
               <w:rPr>
@@ -8860,17 +8860,17 @@
                 <w:szCs w:val="21"/>
                 <w:lang w:val="bs-Latn-BA"/>
               </w:rPr>
-              <w:t>obezbje</w:t>
-            </w:r>
-            <w:r>
-              <w:rPr>
-                <w:rFonts w:ascii="Arial" w:hAnsi="Arial" w:cs="Arial"/>
-                <w:noProof/>
-                <w:sz w:val="21"/>
-                <w:szCs w:val="21"/>
-                <w:lang w:val="bs-Latn-BA"/>
-              </w:rPr>
-              <w:t>diti</w:t>
+              <w:t xml:space="preserve">obezbje</w:t>
+            </w:r>
+            <w:r>
+              <w:rPr>
+                <w:rFonts w:ascii="Arial" w:hAnsi="Arial" w:cs="Arial"/>
+                <w:noProof/>
+                <w:sz w:val="21"/>
+                <w:szCs w:val="21"/>
+                <w:lang w:val="bs-Latn-BA"/>
+              </w:rPr>
+              <w:t xml:space="preserve">diti</w:t>
             </w:r>
             <w:r>
               <w:rPr>
@@ -8890,7 +8890,7 @@
                 <w:szCs w:val="21"/>
                 <w:lang w:val="bs-Latn-BA"/>
               </w:rPr>
-              <w:t>u</w:t>
+              <w:t xml:space="preserve">u</w:t>
             </w:r>
             <w:r>
               <w:rPr>
@@ -8910,17 +8910,17 @@
                 <w:szCs w:val="21"/>
                 <w:lang w:val="bs-Latn-BA"/>
               </w:rPr>
-              <w:t>, a teoretski i više</w:t>
-            </w:r>
-            <w:r>
-              <w:rPr>
-                <w:rFonts w:ascii="Arial" w:hAnsi="Arial" w:cs="Arial"/>
-                <w:noProof/>
-                <w:sz w:val="21"/>
-                <w:szCs w:val="21"/>
-                <w:lang w:val="bs-Latn-BA"/>
-              </w:rPr>
-              <w:t>.</w:t>
+              <w:t xml:space="preserve">, a teoretski i više</w:t>
+            </w:r>
+            <w:r>
+              <w:rPr>
+                <w:rFonts w:ascii="Arial" w:hAnsi="Arial" w:cs="Arial"/>
+                <w:noProof/>
+                <w:sz w:val="21"/>
+                <w:szCs w:val="21"/>
+                <w:lang w:val="bs-Latn-BA"/>
+              </w:rPr>
+              <w:t xml:space="preserve">.</w:t>
             </w:r>
           </w:p>
           <w:p>
@@ -8954,7 +8954,7 @@
                 <w:szCs w:val="21"/>
                 <w:lang w:val="bs-Latn-BA"/>
               </w:rPr>
-              <w:t>iteraciju izgradnje</w:t>
+              <w:t xml:space="preserve">iteraciju izgradnje</w:t>
             </w:r>
             <w:r>
               <w:rPr>
@@ -8974,17 +8974,17 @@
                 <w:szCs w:val="21"/>
                 <w:lang w:val="bs-Latn-BA"/>
               </w:rPr>
-              <w:t>ih</w:t>
-            </w:r>
-            <w:r>
-              <w:rPr>
-                <w:rFonts w:ascii="Arial" w:hAnsi="Arial" w:cs="Arial"/>
-                <w:noProof/>
-                <w:sz w:val="21"/>
-                <w:szCs w:val="21"/>
-                <w:lang w:val="bs-Latn-BA"/>
-              </w:rPr>
-              <w:t>/off-grid</w:t>
+              <w:t xml:space="preserve">ih</w:t>
+            </w:r>
+            <w:r>
+              <w:rPr>
+                <w:rFonts w:ascii="Arial" w:hAnsi="Arial" w:cs="Arial"/>
+                <w:noProof/>
+                <w:sz w:val="21"/>
+                <w:szCs w:val="21"/>
+                <w:lang w:val="bs-Latn-BA"/>
+              </w:rPr>
+              <w:t xml:space="preserve">/off-grid</w:t>
             </w:r>
             <w:r>
               <w:rPr>
@@ -9004,7 +9004,7 @@
                 <w:szCs w:val="21"/>
                 <w:lang w:val="bs-Latn-BA"/>
               </w:rPr>
-              <w:t>ih</w:t>
+              <w:t xml:space="preserve">ih</w:t>
             </w:r>
             <w:r>
               <w:rPr>
@@ -9034,17 +9034,17 @@
                 <w:szCs w:val="21"/>
                 <w:lang w:val="bs-Latn-BA"/>
               </w:rPr>
-              <w:t>rva takva realizacija izvedena je na lokaciji MILNIŠTE</w:t>
-            </w:r>
-            <w:r>
-              <w:rPr>
-                <w:rFonts w:ascii="Arial" w:hAnsi="Arial" w:cs="Arial"/>
-                <w:noProof/>
-                <w:sz w:val="21"/>
-                <w:szCs w:val="21"/>
-                <w:lang w:val="bs-Latn-BA"/>
-              </w:rPr>
-              <w:t>_MIKRO (Glamoč)</w:t>
+              <w:t xml:space="preserve">rva takva realizacija izvedena je na lokaciji MILNIŠTE</w:t>
+            </w:r>
+            <w:r>
+              <w:rPr>
+                <w:rFonts w:ascii="Arial" w:hAnsi="Arial" w:cs="Arial"/>
+                <w:noProof/>
+                <w:sz w:val="21"/>
+                <w:szCs w:val="21"/>
+                <w:lang w:val="bs-Latn-BA"/>
+              </w:rPr>
+              <w:t xml:space="preserve">_MIKRO (Glamoč)</w:t>
             </w:r>
             <w:r>
               <w:rPr>
@@ -9084,7 +9084,7 @@
                 <w:szCs w:val="21"/>
                 <w:lang w:val="bs-Latn-BA"/>
               </w:rPr>
-              <w:t>slične objekte</w:t>
+              <w:t xml:space="preserve">slične objekte</w:t>
             </w:r>
             <w:r>
               <w:rPr>
@@ -9124,7 +9124,7 @@
                 <w:szCs w:val="21"/>
                 <w:lang w:val="bs-Latn-BA"/>
               </w:rPr>
-              <w:t>Investicioni program</w:t>
+              <w:t xml:space="preserve">Investicioni program</w:t>
             </w:r>
           </w:p>
           <w:p>
@@ -9153,7 +9153,7 @@
                 <w:highlight w:val="yellow"/>
                 <w:lang w:val="bs-Latn-BA"/>
               </w:rPr>
-              <w:t>Za navedeni projekat izrađen je i revidovan Investicioni program „Nabavka i instalacija agregatskih postrojenja za čvorišta BH Telecom-a”, broj Potvrde o reviziji: 06-ITD-116911/25 od 06.05.2026. godine, u okviru kojeg se realizuje i predmetna nabavka za lokaciju BS Sjednica.</w:t>
+              <w:t xml:space="preserve">Za navedeni projekat izrađen je i revidovan Investicioni program „Nabavka i instalacija agregatskih postrojenja za čvorišta BH Telecom-a”, broj Potvrde o reviziji: 06-ITD-116911/25 od 06.05.2026. godine, u okviru kojeg se realizuje i predmetna nabavka za lokaciju BS Sjednica.</w:t>
             </w:r>
           </w:p>
           <w:p>
@@ -9205,7 +9205,7 @@
                 <w:szCs w:val="21"/>
                 <w:lang w:val="bs-Latn-BA"/>
               </w:rPr>
-              <w:t>Predmet nabavke je isporuka opreme sa uslugama instalacije i pratećim građevinskim radovima za autonomni hibridni sistem napajanja na baznoj stanici Sjednica (Bileća), za potrebe objekta u vlasništvu BH Telecom d.d. Sarajevo.</w:t>
+              <w:t xml:space="preserve">Predmet nabavke je isporuka opreme sa uslugama instalacije i pratećim građevinskim radovima za autonomni hibridni sistem napajanja na baznoj stanici Sjednica (Bileća), za potrebe objekta u vlasništvu BH Telecom d.d. Sarajevo.</w:t>
             </w:r>
           </w:p>
           <w:p>
@@ -9255,17 +9255,17 @@
                 <w:szCs w:val="21"/>
                 <w:lang w:val="bs-Latn-BA"/>
               </w:rPr>
-              <w:t>LOT 1 : metalne konstrukcij</w:t>
-            </w:r>
-            <w:r>
-              <w:rPr>
-                <w:rFonts w:ascii="Arial" w:hAnsi="Arial" w:cs="Arial"/>
-                <w:noProof/>
-                <w:sz w:val="21"/>
-                <w:szCs w:val="21"/>
-                <w:lang w:val="bs-Latn-BA"/>
-              </w:rPr>
-              <w:t>a</w:t>
+              <w:t xml:space="preserve">LOT 1 : metalne konstrukcij</w:t>
+            </w:r>
+            <w:r>
+              <w:rPr>
+                <w:rFonts w:ascii="Arial" w:hAnsi="Arial" w:cs="Arial"/>
+                <w:noProof/>
+                <w:sz w:val="21"/>
+                <w:szCs w:val="21"/>
+                <w:lang w:val="bs-Latn-BA"/>
+              </w:rPr>
+              <w:t xml:space="preserve">a</w:t>
             </w:r>
             <w:r>
               <w:rPr>
@@ -9295,7 +9295,7 @@
                 <w:szCs w:val="21"/>
                 <w:lang w:val="bs-Latn-BA"/>
               </w:rPr>
-              <w:t>2 (dva) nosača za fotonaponske panele (ground support) za montažu na tlo, fiksnog nagiba 45° i orijentacije jug</w:t>
+              <w:t xml:space="preserve">2 (dva) nosača za fotonaponske panele (ground support) za montažu na tlo, fiksnog nagiba 45° i orijentacije jug</w:t>
             </w:r>
             <w:r>
               <w:rPr>
@@ -9315,17 +9315,17 @@
                 <w:szCs w:val="21"/>
                 <w:lang w:val="bs-Latn-BA"/>
               </w:rPr>
-              <w:t>°</w:t>
-            </w:r>
-            <w:r>
-              <w:rPr>
-                <w:rFonts w:ascii="Arial" w:hAnsi="Arial" w:cs="Arial"/>
-                <w:noProof/>
-                <w:sz w:val="21"/>
-                <w:szCs w:val="21"/>
-                <w:lang w:val="bs-Latn-BA"/>
-              </w:rPr>
-              <w:t>)</w:t>
+              <w:t xml:space="preserve">°</w:t>
+            </w:r>
+            <w:r>
+              <w:rPr>
+                <w:rFonts w:ascii="Arial" w:hAnsi="Arial" w:cs="Arial"/>
+                <w:noProof/>
+                <w:sz w:val="21"/>
+                <w:szCs w:val="21"/>
+                <w:lang w:val="bs-Latn-BA"/>
+              </w:rPr>
+              <w:t xml:space="preserve">)</w:t>
             </w:r>
             <w:r>
               <w:rPr>
@@ -9345,17 +9345,17 @@
                 <w:szCs w:val="21"/>
                 <w:lang w:val="bs-Latn-BA"/>
               </w:rPr>
-              <w:t>temeljnim trakama</w:t>
-            </w:r>
-            <w:r>
-              <w:rPr>
-                <w:rFonts w:ascii="Arial" w:hAnsi="Arial" w:cs="Arial"/>
-                <w:noProof/>
-                <w:sz w:val="21"/>
-                <w:szCs w:val="21"/>
-                <w:lang w:val="bs-Latn-BA"/>
-              </w:rPr>
-              <w:t>,</w:t>
+              <w:t xml:space="preserve">temeljnim trakama</w:t>
+            </w:r>
+            <w:r>
+              <w:rPr>
+                <w:rFonts w:ascii="Arial" w:hAnsi="Arial" w:cs="Arial"/>
+                <w:noProof/>
+                <w:sz w:val="21"/>
+                <w:szCs w:val="21"/>
+                <w:lang w:val="bs-Latn-BA"/>
+              </w:rPr>
+              <w:t xml:space="preserve">,</w:t>
             </w:r>
             <w:r>
               <w:rPr>
@@ -9375,7 +9375,7 @@
                 <w:szCs w:val="21"/>
                 <w:lang w:val="bs-Latn-BA"/>
               </w:rPr>
-              <w:t>om</w:t>
+              <w:t xml:space="preserve">om</w:t>
             </w:r>
             <w:r>
               <w:rPr>
@@ -9395,7 +9395,7 @@
                 <w:szCs w:val="21"/>
                 <w:lang w:val="bs-Latn-BA"/>
               </w:rPr>
-              <w:t>armaturom, prihvatima,</w:t>
+              <w:t xml:space="preserve">armaturom, prihvatima,</w:t>
             </w:r>
             <w:r>
               <w:rPr>
@@ -9440,17 +9440,17 @@
                 <w:szCs w:val="21"/>
                 <w:lang w:val="bs-Latn-BA"/>
               </w:rPr>
-              <w:t>LOT 2: agregatsko postrojenj</w:t>
-            </w:r>
-            <w:r>
-              <w:rPr>
-                <w:rFonts w:ascii="Arial" w:hAnsi="Arial" w:cs="Arial"/>
-                <w:noProof/>
-                <w:sz w:val="21"/>
-                <w:szCs w:val="21"/>
-                <w:lang w:val="bs-Latn-BA"/>
-              </w:rPr>
-              <w:t>e</w:t>
+              <w:t xml:space="preserve">LOT 2: agregatsko postrojenj</w:t>
+            </w:r>
+            <w:r>
+              <w:rPr>
+                <w:rFonts w:ascii="Arial" w:hAnsi="Arial" w:cs="Arial"/>
+                <w:noProof/>
+                <w:sz w:val="21"/>
+                <w:szCs w:val="21"/>
+                <w:lang w:val="bs-Latn-BA"/>
+              </w:rPr>
+              <w:t xml:space="preserve">e</w:t>
             </w:r>
             <w:r>
               <w:rPr>
@@ -9480,7 +9480,7 @@
                 <w:szCs w:val="21"/>
                 <w:lang w:val="bs-Latn-BA"/>
               </w:rPr>
-              <w:t>im</w:t>
+              <w:t xml:space="preserve">im</w:t>
             </w:r>
             <w:r>
               <w:rPr>
@@ -9500,7 +9500,7 @@
                 <w:szCs w:val="21"/>
                 <w:lang w:val="bs-Latn-BA"/>
               </w:rPr>
-              <w:t>im</w:t>
+              <w:t xml:space="preserve">im</w:t>
             </w:r>
             <w:r>
               <w:rPr>
@@ -9520,7 +9520,7 @@
                 <w:szCs w:val="21"/>
                 <w:lang w:val="bs-Latn-BA"/>
               </w:rPr>
-              <w:t>om</w:t>
+              <w:t xml:space="preserve">om</w:t>
             </w:r>
             <w:r>
               <w:rPr>
@@ -9570,17 +9570,17 @@
                 <w:szCs w:val="21"/>
                 <w:lang w:val="bs-Latn-BA"/>
               </w:rPr>
-              <w:t>dvoplašnim spremnikom goriva zapremine 500 l</w:t>
-            </w:r>
-            <w:r>
-              <w:rPr>
-                <w:rFonts w:ascii="Arial" w:hAnsi="Arial" w:cs="Arial"/>
-                <w:noProof/>
-                <w:sz w:val="21"/>
-                <w:szCs w:val="21"/>
-                <w:lang w:val="bs-Latn-BA"/>
-              </w:rPr>
-              <w:t>, sa ožičenjem sistema do potpune funcionalnosti</w:t>
+              <w:t xml:space="preserve">dvoplašnim spremnikom goriva zapremine 500 l</w:t>
+            </w:r>
+            <w:r>
+              <w:rPr>
+                <w:rFonts w:ascii="Arial" w:hAnsi="Arial" w:cs="Arial"/>
+                <w:noProof/>
+                <w:sz w:val="21"/>
+                <w:szCs w:val="21"/>
+                <w:lang w:val="bs-Latn-BA"/>
+              </w:rPr>
+              <w:t xml:space="preserve">, sa ožičenjem sistema do potpune funcionalnosti</w:t>
             </w:r>
             <w:r>
               <w:rPr>
@@ -9600,7 +9600,7 @@
                 <w:szCs w:val="21"/>
                 <w:lang w:val="bs-Latn-BA"/>
               </w:rPr>
-              <w:t>.</w:t>
+              <w:t xml:space="preserve">.</w:t>
             </w:r>
           </w:p>
           <w:p>
@@ -9659,7 +9659,7 @@
                 <w:lang w:val="bs-Latn-BA" w:eastAsia="hr-HR"/>
               </w:rPr>
               <w:lastRenderedPageBreak/>
-              <w:t>Rizik nenabavke</w:t>
+              <w:t xml:space="preserve">Rizik nenabavke</w:t>
             </w:r>
           </w:p>
           <w:p>
@@ -9691,7 +9691,7 @@
                 <w:szCs w:val="21"/>
                 <w:lang w:val="bs-Latn-BA"/>
               </w:rPr>
-              <w:t>objekat</w:t>
+              <w:t xml:space="preserve">objekat</w:t>
             </w:r>
             <w:r>
               <w:rPr>
@@ -9711,7 +9711,7 @@
                 <w:szCs w:val="21"/>
                 <w:lang w:val="bs-Latn-BA"/>
               </w:rPr>
-              <w:t>, Bileća</w:t>
+              <w:t xml:space="preserve">, Bileća</w:t>
             </w:r>
             <w:r>
               <w:rPr>
@@ -9743,7 +9743,7 @@
                 <w:szCs w:val="21"/>
                 <w:lang w:val="bs-Latn-BA"/>
               </w:rPr>
-              <w:t>Obzirom da instaliranje agregata i fotonaponskih nosača</w:t>
+              <w:t xml:space="preserve">Obzirom da instaliranje agregata i fotonaponskih nosača</w:t>
             </w:r>
             <w:r>
               <w:rPr>
@@ -9773,7 +9773,7 @@
                 <w:szCs w:val="21"/>
                 <w:lang w:val="bs-Latn-BA"/>
               </w:rPr>
-              <w:t>ti</w:t>
+              <w:t xml:space="preserve">ti</w:t>
             </w:r>
             <w:r>
               <w:rPr>
@@ -9793,17 +9793,17 @@
                 <w:szCs w:val="21"/>
                 <w:lang w:val="bs-Latn-BA"/>
               </w:rPr>
-              <w:t>a</w:t>
-            </w:r>
-            <w:r>
-              <w:rPr>
-                <w:rFonts w:ascii="Arial" w:hAnsi="Arial" w:cs="Arial"/>
-                <w:noProof/>
-                <w:sz w:val="21"/>
-                <w:szCs w:val="21"/>
-                <w:lang w:val="bs-Latn-BA"/>
-              </w:rPr>
-              <w:t>,</w:t>
+              <w:t xml:space="preserve">a</w:t>
+            </w:r>
+            <w:r>
+              <w:rPr>
+                <w:rFonts w:ascii="Arial" w:hAnsi="Arial" w:cs="Arial"/>
+                <w:noProof/>
+                <w:sz w:val="21"/>
+                <w:szCs w:val="21"/>
+                <w:lang w:val="bs-Latn-BA"/>
+              </w:rPr>
+              <w:t xml:space="preserve">,</w:t>
             </w:r>
             <w:r>
               <w:rPr>
@@ -9833,7 +9833,7 @@
                 <w:szCs w:val="21"/>
                 <w:lang w:val="bs-Latn-BA"/>
               </w:rPr>
-              <w:t>,</w:t>
+              <w:t xml:space="preserve">,</w:t>
             </w:r>
             <w:r>
               <w:rPr>
@@ -9853,7 +9853,7 @@
                 <w:szCs w:val="21"/>
                 <w:lang w:val="bs-Latn-BA"/>
               </w:rPr>
-              <w:t>te</w:t>
+              <w:t xml:space="preserve">te</w:t>
             </w:r>
             <w:r>
               <w:rPr>
@@ -9873,7 +9873,7 @@
                 <w:szCs w:val="21"/>
                 <w:lang w:val="bs-Latn-BA"/>
               </w:rPr>
-              <w:t>navedenom</w:t>
+              <w:t xml:space="preserve">navedenom</w:t>
             </w:r>
             <w:r>
               <w:rPr>
@@ -9910,7 +9910,7 @@
                 <w:szCs w:val="21"/>
                 <w:lang w:val="bs-Latn-BA" w:eastAsia="en-US"/>
               </w:rPr>
-              <w:t>Nabavka autonomnog hibridnog sistema napajanja za BS Sjednica nije u koliziji s ostalim projektima i sistemima, niti uslovljava vremenski ili suštinski ostale projekte i sisteme BH Telecom-a.</w:t>
+              <w:t xml:space="preserve">Nabavka autonomnog hibridnog sistema napajanja za BS Sjednica nije u koliziji s ostalim projektima i sistemima, niti uslovljava vremenski ili suštinski ostale projekte i sisteme BH Telecom-a.</w:t>
             </w:r>
           </w:p>
         </w:tc>
@@ -9940,7 +9940,7 @@
           <w:highlight w:val="yellow"/>
           <w:lang w:val="bs-Latn-BA"/>
         </w:rPr>
-        <w:t>Nabavni zahtjev po predmetnoj Odluci je usaglašen između ID TIRS i IDI i bit će pokrenut odmah po usvajanju Odluke od strane Uprave Društva.</w:t>
+        <w:t xml:space="preserve">Nabavni zahtjev po predmetnoj Odluci je usaglašen između ID TIRS i IDI i bit će pokrenut odmah po usvajanju Odluke od strane Uprave Društva.</w:t>
       </w:r>
     </w:p>
     <w:p>
@@ -9966,7 +9966,7 @@
           <w:szCs w:val="21"/>
           <w:lang w:val="bs-Latn-BA"/>
         </w:rPr>
-        <w:t>Nabavka nije u koliziji s ostalim projektima i sistemima, niti uslovljava vremenski ili suštinski ostale projekte i sisteme BH Telecom-a.</w:t>
+        <w:t xml:space="preserve">Nabavka nije u koliziji s ostalim projektima i sistemima, niti uslovljava vremenski ili suštinski ostale projekte i sisteme BH Telecom-a.</w:t>
       </w:r>
     </w:p>
     <w:p>
@@ -10043,7 +10043,7 @@
                 <w:szCs w:val="18"/>
                 <w:lang w:val="bs-Latn-BA"/>
               </w:rPr>
-              <w:t>TAČKA OPI</w:t>
+              <w:t xml:space="preserve">TAČKA OPI</w:t>
             </w:r>
           </w:p>
         </w:tc>
@@ -10085,7 +10085,7 @@
                 <w:szCs w:val="18"/>
                 <w:lang w:val="bs-Latn-BA" w:eastAsia="bs-Latn-BA"/>
               </w:rPr>
-              <w:t>NAZIV ROBE ILI USLUGA</w:t>
+              <w:t xml:space="preserve">NAZIV ROBE ILI USLUGA</w:t>
             </w:r>
           </w:p>
           <w:p>
@@ -10138,7 +10138,7 @@
                 <w:szCs w:val="18"/>
                 <w:lang w:val="bs-Latn-BA"/>
               </w:rPr>
-              <w:t>PREDMET NABAVKE</w:t>
+              <w:t xml:space="preserve">PREDMET NABAVKE</w:t>
             </w:r>
           </w:p>
         </w:tc>
@@ -10177,7 +10177,7 @@
                 <w:szCs w:val="18"/>
                 <w:lang w:val="bs-Latn-BA"/>
               </w:rPr>
-              <w:t>PLANIRANO</w:t>
+              <w:t xml:space="preserve">PLANIRANO</w:t>
             </w:r>
             <w:r>
               <w:rPr>
@@ -10227,7 +10227,7 @@
                 <w:szCs w:val="18"/>
                 <w:lang w:val="bs-Latn-BA"/>
               </w:rPr>
-              <w:t>UKUPNO PLANIRANO</w:t>
+              <w:t xml:space="preserve">UKUPNO PLANIRANO</w:t>
             </w:r>
             <w:r>
               <w:rPr>
@@ -10278,7 +10278,7 @@
                 <w:szCs w:val="18"/>
                 <w:lang w:val="bs-Latn-BA"/>
               </w:rPr>
-              <w:t>14.6</w:t>
+              <w:t xml:space="preserve">14.6</w:t>
             </w:r>
           </w:p>
         </w:tc>
@@ -10314,7 +10314,7 @@
                 <w:highlight w:val="yellow"/>
                 <w:lang w:val="bs-Latn-BA"/>
               </w:rPr>
-              <w:t>Sigurnosne platforme za 5G</w:t>
+              <w:t xml:space="preserve">Sigurnosne platforme za 5G</w:t>
             </w:r>
           </w:p>
         </w:tc>
@@ -10347,7 +10347,7 @@
                 <w:szCs w:val="18"/>
                 <w:highlight w:val="yellow"/>
               </w:rPr>
-              <w:t>Nabavka i instalacija hibridnog sistema napajanja - BS Sjednica</w:t>
+              <w:t xml:space="preserve">Nabavka i instalacija hibridnog sistema napajanja - BS Sjednica</w:t>
             </w:r>
           </w:p>
         </w:tc>
@@ -10383,7 +10383,7 @@
                 <w:highlight w:val="yellow"/>
                 <w:lang w:val="bs-Latn-BA"/>
               </w:rPr>
-              <w:t>100.000</w:t>
+              <w:t xml:space="preserve">100.000</w:t>
             </w:r>
           </w:p>
         </w:tc>
@@ -10419,7 +10419,7 @@
                 <w:highlight w:val="yellow"/>
                 <w:lang w:val="bs-Latn-BA"/>
               </w:rPr>
-              <w:t>100.000</w:t>
+              <w:t xml:space="preserve">100.000</w:t>
             </w:r>
           </w:p>
         </w:tc>
@@ -10458,7 +10458,7 @@
                 <w:szCs w:val="18"/>
                 <w:lang w:val="bs-Latn-BA"/>
               </w:rPr>
-              <w:t>18.1</w:t>
+              <w:t xml:space="preserve">18.1</w:t>
             </w:r>
           </w:p>
         </w:tc>
@@ -10494,7 +10494,7 @@
                 <w:highlight w:val="yellow"/>
                 <w:lang w:val="bs-Latn-BA"/>
               </w:rPr>
-              <w:t>Nadzor i upravljanje energetikom</w:t>
+              <w:t xml:space="preserve">Nadzor i upravljanje energetikom</w:t>
             </w:r>
           </w:p>
         </w:tc>
@@ -10551,7 +10551,7 @@
                 <w:highlight w:val="yellow"/>
                 <w:lang w:val="bs-Latn-BA"/>
               </w:rPr>
-              <w:t>0</w:t>
+              <w:t xml:space="preserve">0</w:t>
             </w:r>
           </w:p>
         </w:tc>
@@ -10587,7 +10587,7 @@
                 <w:highlight w:val="yellow"/>
                 <w:lang w:val="bs-Latn-BA"/>
               </w:rPr>
-              <w:t>0</w:t>
+              <w:t xml:space="preserve">0</w:t>
             </w:r>
           </w:p>
         </w:tc>
@@ -10626,7 +10626,7 @@
                 <w:szCs w:val="18"/>
                 <w:lang w:val="bs-Latn-BA"/>
               </w:rPr>
-              <w:t>18.4</w:t>
+              <w:t xml:space="preserve">18.4</w:t>
             </w:r>
           </w:p>
         </w:tc>
@@ -10662,7 +10662,7 @@
                 <w:highlight w:val="yellow"/>
                 <w:lang w:val="bs-Latn-BA"/>
               </w:rPr>
-              <w:t>Agregatska postrojenja za RR čvorišta - nove lokacije</w:t>
+              <w:t xml:space="preserve">Agregatska postrojenja za RR čvorišta - nove lokacije</w:t>
             </w:r>
           </w:p>
         </w:tc>
@@ -10719,7 +10719,7 @@
                 <w:highlight w:val="yellow"/>
                 <w:lang w:val="bs-Latn-BA"/>
               </w:rPr>
-              <w:t>0</w:t>
+              <w:t xml:space="preserve">0</w:t>
             </w:r>
           </w:p>
         </w:tc>
@@ -10755,7 +10755,7 @@
                 <w:highlight w:val="yellow"/>
                 <w:lang w:val="bs-Latn-BA"/>
               </w:rPr>
-              <w:t>0</w:t>
+              <w:t xml:space="preserve">0</w:t>
             </w:r>
           </w:p>
         </w:tc>
@@ -10799,7 +10799,7 @@
                 <w:szCs w:val="18"/>
                 <w:lang w:val="bs-Latn-BA"/>
               </w:rPr>
-              <w:t>UKUPNO (KM):</w:t>
+              <w:t xml:space="preserve">UKUPNO (KM):</w:t>
             </w:r>
           </w:p>
         </w:tc>
@@ -10838,7 +10838,7 @@
                 <w:highlight w:val="yellow"/>
                 <w:lang w:val="bs-Latn-BA"/>
               </w:rPr>
-              <w:t>50</w:t>
+              <w:t xml:space="preserve">50</w:t>
             </w:r>
             <w:r>
               <w:rPr>
@@ -10850,7 +10850,7 @@
                 <w:highlight w:val="yellow"/>
                 <w:lang w:val="bs-Latn-BA"/>
               </w:rPr>
-              <w:t>.000</w:t>
+              <w:t xml:space="preserve">.000</w:t>
             </w:r>
           </w:p>
         </w:tc>
@@ -10888,7 +10888,7 @@
                 <w:highlight w:val="yellow"/>
                 <w:lang w:val="bs-Latn-BA"/>
               </w:rPr>
-              <w:t>50</w:t>
+              <w:t xml:space="preserve">50</w:t>
             </w:r>
             <w:r>
               <w:rPr>
@@ -10900,7 +10900,7 @@
                 <w:highlight w:val="yellow"/>
                 <w:lang w:val="bs-Latn-BA"/>
               </w:rPr>
-              <w:t>.000</w:t>
+              <w:t xml:space="preserve">.000</w:t>
             </w:r>
           </w:p>
         </w:tc>
@@ -10929,7 +10929,7 @@
           <w:szCs w:val="20"/>
           <w:lang w:val="bs-Latn-BA" w:eastAsia="en-US"/>
         </w:rPr>
-        <w:t>Tabela 1. Plan finansijske realizacije</w:t>
+        <w:t xml:space="preserve">Tabela 1. Plan finansijske realizacije</w:t>
       </w:r>
     </w:p>
     <w:p>
@@ -10973,7 +10973,7 @@
           <w:lang w:val="bs-Latn-BA" w:eastAsia="bs-Latn-BA"/>
         </w:rPr>
         <w:lastRenderedPageBreak/>
-        <w:t>Napomena: Predmetna nabavka i sredstva za ovaj projekat planirana su novim Planom 2026-2028.g. pod drugim pozicijama, tako da će se vršiti izmjena Odluke, po usvajanju Plana 2026.-2028. godine na sljedeći način:</w:t>
+        <w:t xml:space="preserve">Napomena: Predmetna nabavka i sredstva za ovaj projekat planirana su novim Planom 2026-2028.g. pod drugim pozicijama, tako da će se vršiti izmjena Odluke, po usvajanju Plana 2026.-2028. godine na sljedeći način:</w:t>
       </w:r>
     </w:p>
     <w:tbl>
@@ -11031,7 +11031,7 @@
                 <w:szCs w:val="18"/>
                 <w:lang w:val="bs-Latn-BA"/>
               </w:rPr>
-              <w:t>TAČKA OPI</w:t>
+              <w:t xml:space="preserve">TAČKA OPI</w:t>
             </w:r>
           </w:p>
         </w:tc>
@@ -11072,7 +11072,7 @@
                 <w:szCs w:val="18"/>
                 <w:lang w:val="bs-Latn-BA" w:eastAsia="bs-Latn-BA"/>
               </w:rPr>
-              <w:t>NAZIV ROBE ILI USLUGA</w:t>
+              <w:t xml:space="preserve">NAZIV ROBE ILI USLUGA</w:t>
             </w:r>
           </w:p>
         </w:tc>
@@ -11111,7 +11111,7 @@
                 <w:szCs w:val="18"/>
                 <w:lang w:val="bs-Latn-BA"/>
               </w:rPr>
-              <w:t>PREDMET NABAVKE</w:t>
+              <w:t xml:space="preserve">PREDMET NABAVKE</w:t>
             </w:r>
           </w:p>
         </w:tc>
@@ -11150,7 +11150,7 @@
                 <w:szCs w:val="18"/>
                 <w:lang w:val="bs-Latn-BA"/>
               </w:rPr>
-              <w:t>PLANIRANO</w:t>
+              <w:t xml:space="preserve">PLANIRANO</w:t>
             </w:r>
             <w:r>
               <w:rPr>
@@ -11212,7 +11212,7 @@
                 <w:szCs w:val="18"/>
                 <w:lang w:val="bs-Latn-BA"/>
               </w:rPr>
-              <w:t>PLANIRANO</w:t>
+              <w:t xml:space="preserve">PLANIRANO</w:t>
             </w:r>
             <w:r>
               <w:rPr>
@@ -11263,7 +11263,7 @@
                 <w:szCs w:val="18"/>
                 <w:lang w:val="bs-Latn-BA"/>
               </w:rPr>
-              <w:t>18.4</w:t>
+              <w:t xml:space="preserve">18.4</w:t>
             </w:r>
           </w:p>
         </w:tc>
@@ -11298,7 +11298,7 @@
                 <w:szCs w:val="18"/>
                 <w:lang w:val="bs-Latn-BA"/>
               </w:rPr>
-              <w:t>I</w:t>
+              <w:t xml:space="preserve">I</w:t>
             </w:r>
             <w:r>
               <w:rPr>
@@ -11320,7 +11320,7 @@
                 <w:szCs w:val="18"/>
                 <w:lang w:val="bs-Latn-BA"/>
               </w:rPr>
-              <w:t>S</w:t>
+              <w:t xml:space="preserve">S</w:t>
             </w:r>
             <w:r>
               <w:rPr>
@@ -11342,7 +11342,7 @@
                 <w:szCs w:val="18"/>
                 <w:lang w:val="bs-Latn-BA"/>
               </w:rPr>
-              <w:t>B</w:t>
+              <w:t xml:space="preserve">B</w:t>
             </w:r>
             <w:r>
               <w:rPr>
@@ -11353,7 +11353,7 @@
                 <w:szCs w:val="18"/>
                 <w:lang w:val="bs-Latn-BA"/>
               </w:rPr>
-              <w:t>ileća (</w:t>
+              <w:t xml:space="preserve">ileća (</w:t>
             </w:r>
             <w:r>
               <w:rPr>
@@ -11364,7 +11364,7 @@
                 <w:szCs w:val="18"/>
                 <w:lang w:val="bs-Latn-BA"/>
               </w:rPr>
-              <w:t>LOT</w:t>
+              <w:t xml:space="preserve">LOT</w:t>
             </w:r>
             <w:r>
               <w:rPr>
@@ -11404,7 +11404,7 @@
                 <w:sz w:val="18"/>
                 <w:szCs w:val="18"/>
               </w:rPr>
-              <w:t>LOT 1 – izgradnja temelja, isporuka i montaža nosača za fotonaponske panele (gound mount support) - 2 kpl,</w:t>
+              <w:t xml:space="preserve">LOT 1 – izgradnja temelja, isporuka i montaža nosača za fotonaponske panele (gound mount support) - 2 kpl,</w:t>
             </w:r>
           </w:p>
           <w:p>
@@ -11424,7 +11424,7 @@
                 <w:sz w:val="18"/>
                 <w:szCs w:val="18"/>
               </w:rPr>
-              <w:t>LOT 2 – isporuka i instalacija agregatskog postrojenja 22 kVA za montažu u kontejner sa spremnikom goriva 500 l, ožičenje, testiranje i puštanje u rad čitavog hibridnog sistema.</w:t>
+              <w:t xml:space="preserve">LOT 2 – isporuka i instalacija agregatskog postrojenja 22 kVA za montažu u kontejner sa spremnikom goriva 500 l, ožičenje, testiranje i puštanje u rad čitavog hibridnog sistema.</w:t>
             </w:r>
           </w:p>
         </w:tc>
@@ -11460,7 +11460,7 @@
                 <w:highlight w:val="yellow"/>
                 <w:lang w:val="bs-Latn-BA"/>
               </w:rPr>
-              <w:t>100.000</w:t>
+              <w:t xml:space="preserve">100.000</w:t>
             </w:r>
           </w:p>
         </w:tc>
@@ -11496,7 +11496,7 @@
                 <w:highlight w:val="yellow"/>
                 <w:lang w:val="bs-Latn-BA"/>
               </w:rPr>
-              <w:t>100.000</w:t>
+              <w:t xml:space="preserve">100.000</w:t>
             </w:r>
           </w:p>
         </w:tc>
@@ -11540,7 +11540,7 @@
                 <w:szCs w:val="18"/>
                 <w:lang w:val="bs-Latn-BA"/>
               </w:rPr>
-              <w:t>UKUPNO (KM):</w:t>
+              <w:t xml:space="preserve">UKUPNO (KM):</w:t>
             </w:r>
           </w:p>
         </w:tc>
@@ -11578,7 +11578,7 @@
                 <w:highlight w:val="yellow"/>
                 <w:lang w:val="bs-Latn-BA"/>
               </w:rPr>
-              <w:t>100.000</w:t>
+              <w:t xml:space="preserve">100.000</w:t>
             </w:r>
           </w:p>
         </w:tc>
@@ -11616,7 +11616,7 @@
                 <w:highlight w:val="yellow"/>
                 <w:lang w:val="bs-Latn-BA"/>
               </w:rPr>
-              <w:t>100.000</w:t>
+              <w:t xml:space="preserve">100.000</w:t>
             </w:r>
           </w:p>
         </w:tc>
@@ -11644,7 +11644,7 @@
           <w:szCs w:val="21"/>
           <w:lang w:val="bs-Latn-BA" w:eastAsia="en-US"/>
         </w:rPr>
-        <w:t>Tabela 1. Plan finansijske realizacije</w:t>
+        <w:t xml:space="preserve">Tabela 1. Plan finansijske realizacije</w:t>
       </w:r>
     </w:p>
     <w:p>
@@ -11673,7 +11673,7 @@
           <w:szCs w:val="21"/>
           <w:lang w:val="bs-Latn-BA" w:eastAsia="bs-Latn-BA"/>
         </w:rPr>
-        <w:t>Vremenski plan realizacije u 20</w:t>
+        <w:t xml:space="preserve">Vremenski plan realizacije u 20</w:t>
       </w:r>
       <w:r>
         <w:rPr>
@@ -11683,7 +11683,7 @@
           <w:szCs w:val="21"/>
           <w:lang w:val="bs-Latn-BA" w:eastAsia="bs-Latn-BA"/>
         </w:rPr>
-        <w:t>2</w:t>
+        <w:t xml:space="preserve">2</w:t>
       </w:r>
       <w:r>
         <w:rPr>
@@ -11693,7 +11693,7 @@
           <w:szCs w:val="21"/>
           <w:lang w:val="bs-Latn-BA" w:eastAsia="bs-Latn-BA"/>
         </w:rPr>
-        <w:t>6</w:t>
+        <w:t xml:space="preserve">6</w:t>
       </w:r>
       <w:r>
         <w:rPr>
@@ -11703,7 +11703,7 @@
           <w:szCs w:val="21"/>
           <w:lang w:val="bs-Latn-BA" w:eastAsia="bs-Latn-BA"/>
         </w:rPr>
-        <w:t>.</w:t>
+        <w:t xml:space="preserve">.</w:t>
       </w:r>
       <w:r>
         <w:rPr>
@@ -11713,7 +11713,7 @@
           <w:szCs w:val="21"/>
           <w:lang w:val="bs-Latn-BA" w:eastAsia="bs-Latn-BA"/>
         </w:rPr>
-        <w:t>g.</w:t>
+        <w:t xml:space="preserve">g.</w:t>
       </w:r>
       <w:r>
         <w:rPr>
@@ -11743,7 +11743,7 @@
           <w:szCs w:val="21"/>
           <w:lang w:val="bs-Latn-BA" w:eastAsia="bs-Latn-BA"/>
         </w:rPr>
-        <w:t>2</w:t>
+        <w:t xml:space="preserve">2</w:t>
       </w:r>
       <w:r>
         <w:rPr>
@@ -11813,7 +11813,7 @@
                 <w:szCs w:val="21"/>
                 <w:lang w:val="bs-Latn-BA" w:eastAsia="bs-Latn-BA"/>
               </w:rPr>
-              <w:t>Rb.</w:t>
+              <w:t xml:space="preserve">Rb.</w:t>
             </w:r>
           </w:p>
         </w:tc>
@@ -11848,7 +11848,7 @@
                 <w:szCs w:val="21"/>
                 <w:lang w:val="bs-Latn-BA" w:eastAsia="bs-Latn-BA"/>
               </w:rPr>
-              <w:t>Vrsta aktivnosti</w:t>
+              <w:t xml:space="preserve">Vrsta aktivnosti</w:t>
             </w:r>
           </w:p>
         </w:tc>
@@ -11881,7 +11881,7 @@
                 <w:szCs w:val="21"/>
                 <w:lang w:val="bs-Latn-BA" w:eastAsia="bs-Latn-BA"/>
               </w:rPr>
-              <w:t>2026.</w:t>
+              <w:t xml:space="preserve">2026.</w:t>
             </w:r>
           </w:p>
         </w:tc>
@@ -11958,7 +11958,7 @@
                 <w:szCs w:val="21"/>
                 <w:lang w:val="bs-Latn-BA"/>
               </w:rPr>
-              <w:t>1 Q</w:t>
+              <w:t xml:space="preserve">1 Q</w:t>
             </w:r>
           </w:p>
         </w:tc>
@@ -11988,7 +11988,7 @@
                 <w:szCs w:val="21"/>
                 <w:lang w:val="bs-Latn-BA"/>
               </w:rPr>
-              <w:t>2 Q</w:t>
+              <w:t xml:space="preserve">2 Q</w:t>
             </w:r>
           </w:p>
         </w:tc>
@@ -12018,7 +12018,7 @@
                 <w:szCs w:val="21"/>
                 <w:lang w:val="bs-Latn-BA"/>
               </w:rPr>
-              <w:t>3 Q</w:t>
+              <w:t xml:space="preserve">3 Q</w:t>
             </w:r>
           </w:p>
         </w:tc>
@@ -12048,7 +12048,7 @@
                 <w:szCs w:val="21"/>
                 <w:lang w:val="bs-Latn-BA"/>
               </w:rPr>
-              <w:t>4 Q</w:t>
+              <w:t xml:space="preserve">4 Q</w:t>
             </w:r>
           </w:p>
         </w:tc>
@@ -12083,7 +12083,7 @@
                 <w:szCs w:val="21"/>
                 <w:lang w:val="bs-Latn-BA"/>
               </w:rPr>
-              <w:t>1.</w:t>
+              <w:t xml:space="preserve">1.</w:t>
             </w:r>
           </w:p>
         </w:tc>
@@ -12111,7 +12111,7 @@
                 <w:szCs w:val="21"/>
                 <w:lang w:val="bs-Latn-BA"/>
               </w:rPr>
-              <w:t>Donošenje Odluke</w:t>
+              <w:t xml:space="preserve">Donošenje Odluke</w:t>
             </w:r>
           </w:p>
         </w:tc>
@@ -12221,7 +12221,7 @@
                 <w:szCs w:val="21"/>
                 <w:lang w:val="bs-Latn-BA"/>
               </w:rPr>
-              <w:t>2.</w:t>
+              <w:t xml:space="preserve">2.</w:t>
             </w:r>
           </w:p>
         </w:tc>
@@ -12249,7 +12249,7 @@
                 <w:szCs w:val="21"/>
                 <w:lang w:val="bs-Latn-BA"/>
               </w:rPr>
-              <w:t>Sačinjavanje nabavnog zahtjeva</w:t>
+              <w:t xml:space="preserve">Sačinjavanje nabavnog zahtjeva</w:t>
             </w:r>
           </w:p>
         </w:tc>
@@ -12365,7 +12365,7 @@
                 <w:szCs w:val="21"/>
                 <w:lang w:val="bs-Latn-BA"/>
               </w:rPr>
-              <w:t>3.</w:t>
+              <w:t xml:space="preserve">3.</w:t>
             </w:r>
           </w:p>
         </w:tc>
@@ -12393,7 +12393,7 @@
                 <w:szCs w:val="21"/>
                 <w:lang w:val="bs-Latn-BA"/>
               </w:rPr>
-              <w:t>Postupak nabavke i ugovaranje</w:t>
+              <w:t xml:space="preserve">Postupak nabavke i ugovaranje</w:t>
             </w:r>
           </w:p>
         </w:tc>
@@ -12502,7 +12502,7 @@
           <w:szCs w:val="21"/>
           <w:lang w:val="bs-Latn-BA" w:eastAsia="en-US"/>
         </w:rPr>
-        <w:t>Tabela 2. Vremenski plan realizacije</w:t>
+        <w:t xml:space="preserve">Tabela 2. Vremenski plan realizacije</w:t>
       </w:r>
     </w:p>
     <w:p>
@@ -12553,7 +12553,7 @@
           <w:szCs w:val="21"/>
           <w:lang w:eastAsia="zh-CN"/>
         </w:rPr>
-        <w:t>Infrastruktura i instalacija opreme za autonomni hibridni sistem napajanja Sjednica, Bileća (LOT 1 i 2)</w:t>
+        <w:t xml:space="preserve">Infrastruktura i instalacija opreme za autonomni hibridni sistem napajanja Sjednica, Bileća (LOT 1 i 2)</w:t>
       </w:r>
       <w:r>
         <w:rPr>
@@ -12575,7 +12575,7 @@
           <w:szCs w:val="21"/>
           <w:lang w:eastAsia="zh-CN"/>
         </w:rPr>
-        <w:t>T</w:t>
+        <w:t xml:space="preserve">T</w:t>
       </w:r>
       <w:r>
         <w:rPr>
@@ -12586,7 +12586,7 @@
           <w:szCs w:val="21"/>
           <w:lang w:eastAsia="zh-CN"/>
         </w:rPr>
-        <w:t>abeli 1 i rokom realizacije do 31.12.202</w:t>
+        <w:t xml:space="preserve">abeli 1 i rokom realizacije do 31.12.202</w:t>
       </w:r>
       <w:r>
         <w:rPr>
@@ -12597,7 +12597,7 @@
           <w:szCs w:val="21"/>
           <w:lang w:eastAsia="zh-CN"/>
         </w:rPr>
-        <w:t>6</w:t>
+        <w:t xml:space="preserve">6</w:t>
       </w:r>
       <w:r>
         <w:rPr>
@@ -12608,7 +12608,7 @@
           <w:szCs w:val="21"/>
           <w:lang w:eastAsia="zh-CN"/>
         </w:rPr>
-        <w:t>. godine.</w:t>
+        <w:t xml:space="preserve">. godine.</w:t>
       </w:r>
     </w:p>
     <w:bookmarkEnd w:id="8"/>
@@ -12715,18 +12715,18 @@
           <w:szCs w:val="21"/>
           <w:lang w:val="bs-Latn-BA"/>
         </w:rPr>
-        <w:t>IZVRŠN</w:t>
-      </w:r>
-      <w:r>
-        <w:rPr>
-          <w:rFonts w:ascii="Arial" w:hAnsi="Arial" w:cs="Arial"/>
-          <w:b/>
-          <w:noProof/>
-          <w:sz w:val="21"/>
-          <w:szCs w:val="21"/>
-          <w:lang w:val="bs-Latn-BA"/>
-        </w:rPr>
-        <w:t>I</w:t>
+        <w:t xml:space="preserve">IZVRŠN</w:t>
+      </w:r>
+      <w:r>
+        <w:rPr>
+          <w:rFonts w:ascii="Arial" w:hAnsi="Arial" w:cs="Arial"/>
+          <w:b/>
+          <w:noProof/>
+          <w:sz w:val="21"/>
+          <w:szCs w:val="21"/>
+          <w:lang w:val="bs-Latn-BA"/>
+        </w:rPr>
+        <w:t xml:space="preserve">I</w:t>
       </w:r>
       <w:r>
         <w:rPr>
@@ -12760,18 +12760,18 @@
           <w:szCs w:val="21"/>
           <w:lang w:val="bs-Latn-BA"/>
         </w:rPr>
-        <w:t>IZVRŠNE DIREKCIJE  ZA TEHNOLOGIJ</w:t>
-      </w:r>
-      <w:r>
-        <w:rPr>
-          <w:rFonts w:ascii="Arial" w:hAnsi="Arial" w:cs="Arial"/>
-          <w:b/>
-          <w:noProof/>
-          <w:sz w:val="21"/>
-          <w:szCs w:val="21"/>
-          <w:lang w:val="bs-Latn-BA"/>
-        </w:rPr>
-        <w:t>U</w:t>
+        <w:t xml:space="preserve">IZVRŠNE DIREKCIJE  ZA TEHNOLOGIJ</w:t>
+      </w:r>
+      <w:r>
+        <w:rPr>
+          <w:rFonts w:ascii="Arial" w:hAnsi="Arial" w:cs="Arial"/>
+          <w:b/>
+          <w:noProof/>
+          <w:sz w:val="21"/>
+          <w:szCs w:val="21"/>
+          <w:lang w:val="bs-Latn-BA"/>
+        </w:rPr>
+        <w:t xml:space="preserve">U</w:t>
       </w:r>
       <w:r>
         <w:rPr>
@@ -12839,7 +12839,7 @@
           <w:szCs w:val="21"/>
           <w:lang w:val="bs-Latn-BA"/>
         </w:rPr>
-        <w:t>I RAZVOJ SERVISA</w:t>
+        <w:t xml:space="preserve">I RAZVOJ SERVISA</w:t>
       </w:r>
     </w:p>
     <w:p>
@@ -12911,7 +12911,7 @@
           <w:szCs w:val="21"/>
           <w:lang w:val="bs-Latn-BA"/>
         </w:rPr>
-        <w:t>_______________________________</w:t>
+        <w:t xml:space="preserve">_______________________________</w:t>
       </w:r>
     </w:p>
     <w:p>
@@ -12984,7 +12984,7 @@
           <w:szCs w:val="21"/>
           <w:lang w:val="bs-Latn-BA"/>
         </w:rPr>
-        <w:t>Muamer Durić</w:t>
+        <w:t xml:space="preserve">Muamer Durić</w:t>
       </w:r>
       <w:r>
         <w:rPr>
@@ -12996,7 +12996,7 @@
           <w:szCs w:val="21"/>
           <w:lang w:val="bs-Latn-BA"/>
         </w:rPr>
-        <w:t>, dipl.ing.el.</w:t>
+        <w:t xml:space="preserve">, dipl.ing.el.</w:t>
       </w:r>
       <w:r>
         <w:rPr>

--- a/bht-sjednica-final-review/TD-OUTPUT/2. Prijedlog Odluke Hibridni sistem napajanja BS Sjednica.docx
+++ b/bht-sjednica-final-review/TD-OUTPUT/2. Prijedlog Odluke Hibridni sistem napajanja BS Sjednica.docx
@@ -4691,7 +4691,7 @@
           <w:szCs w:val="21"/>
           <w:lang w:val="bs-Latn-BA" w:eastAsia="bs-Latn-BA"/>
         </w:rPr>
-        <w:t xml:space="preserve">LOT 1 – izgradnja temelja, isporuka i montaža nosača za fotonaponske panele (gound mount support) - 2 kpl,</w:t>
+        <w:t xml:space="preserve">LOT 1 – izgradnja temelja, isporuka i montaža nosača za fotonaponske panele (ground mount support) - 3 kpl,</w:t>
       </w:r>
     </w:p>
     <w:p>
@@ -11404,7 +11404,7 @@
                 <w:sz w:val="18"/>
                 <w:szCs w:val="18"/>
               </w:rPr>
-              <w:t xml:space="preserve">LOT 1 – izgradnja temelja, isporuka i montaža nosača za fotonaponske panele (gound mount support) - 2 kpl,</w:t>
+              <w:t xml:space="preserve">LOT 1 – izgradnja temelja, isporuka i montaža nosača za fotonaponske panele (ground mount support) - 3 kpl,</w:t>
             </w:r>
           </w:p>
           <w:p>
